--- a/rapports/2026-06-06/EQ31/EQ31_sup_v2/DR_malforme_1_03202E_11/58-80-51-55.docx
+++ b/rapports/2026-06-06/EQ31/EQ31_sup_v2/DR_malforme_1_03202E_11/58-80-51-55.docx
@@ -297,7 +297,7 @@
           <w:color w:val="1F6FEB"/>
           <w:sz w:val="22"/>
         </w:rPr>
-        <w:t>⚠ INCOHÉRENCES À CORRIGER (122)</w:t>
+        <w:t>⚠ INCOHÉRENCES À CORRIGER (119)</w:t>
       </w:r>
     </w:p>
     <w:tbl>
@@ -1084,7 +1084,7 @@
                 <w:color w:val="16A34A"/>
                 <w:sz w:val="16"/>
               </w:rPr>
-              <w:t>—</w:t>
+              <w:t>s02q33, s01q00b</w:t>
             </w:r>
           </w:p>
         </w:tc>
@@ -1115,7 +1115,7 @@
                 <w:i w:val="0"/>
                 <w:sz w:val="17"/>
               </w:rPr>
-              <w:t>Incohérence!!! seulement les écoles privées paient les frais de scolarité (y compris les frais d'inscription).</w:t>
+              <w:t>Incoherent!!! La dernière fois que Mariama kande a  fréquenté l'école est 9999.</w:t>
             </w:r>
           </w:p>
         </w:tc>
@@ -1148,6 +1148,1896 @@
                 <w:i w:val="0"/>
                 <w:sz w:val="16"/>
               </w:rPr>
+              <w:t>S04</w:t>
+              <w:br/>
+            </w:r>
+            <w:r>
+              <w:rPr>
+                <w:b w:val="0"/>
+                <w:i w:val="0"/>
+                <w:color w:val="64748B"/>
+                <w:sz w:val="14"/>
+              </w:rPr>
+              <w:t>Emploi</w:t>
+            </w:r>
+          </w:p>
+        </w:tc>
+        <w:tc>
+          <w:tcPr>
+            <w:tcW w:type="dxa" w:w="1531"/>
+          </w:tcPr>
+          <w:p>
+            <w:r>
+              <w:rPr>
+                <w:b/>
+                <w:i w:val="0"/>
+                <w:color w:val="16A34A"/>
+                <w:sz w:val="16"/>
+              </w:rPr>
+              <w:t>s00q08, s01q35, s01q36, s01q37, s02q01__3, s02q02__3, s03q21, s04q22</w:t>
+            </w:r>
+          </w:p>
+        </w:tc>
+        <w:tc>
+          <w:tcPr>
+            <w:tcW w:type="dxa" w:w="1191"/>
+          </w:tcPr>
+          <w:p>
+            <w:r>
+              <w:rPr>
+                <w:b w:val="0"/>
+                <w:i w:val="0"/>
+                <w:color w:val="64748B"/>
+                <w:sz w:val="16"/>
+              </w:rPr>
+              <w:t>GT-CQ</w:t>
+            </w:r>
+          </w:p>
+        </w:tc>
+        <w:tc>
+          <w:tcPr>
+            <w:tcW w:type="dxa" w:w="4706"/>
+          </w:tcPr>
+          <w:p>
+            <w:r>
+              <w:rPr>
+                <w:b w:val="0"/>
+                <w:i w:val="0"/>
+                <w:sz w:val="17"/>
+              </w:rPr>
+              <w:t>Incoherent!!! Le secteur institutionnel de Aïssatou Diao est incoherent, prière de corriger ou confirmer cette information auprès du ménage.</w:t>
+            </w:r>
+          </w:p>
+        </w:tc>
+      </w:tr>
+      <w:tr>
+        <w:tc>
+          <w:tcPr>
+            <w:tcW w:type="dxa" w:w="964"/>
+          </w:tcPr>
+          <w:p>
+            <w:r>
+              <w:rPr>
+                <w:b/>
+                <w:i w:val="0"/>
+                <w:color w:val="DC2626"/>
+                <w:sz w:val="16"/>
+              </w:rPr>
+              <w:t>Haute</w:t>
+            </w:r>
+          </w:p>
+        </w:tc>
+        <w:tc>
+          <w:tcPr>
+            <w:tcW w:type="dxa" w:w="1247"/>
+          </w:tcPr>
+          <w:p>
+            <w:r>
+              <w:rPr>
+                <w:b/>
+                <w:i w:val="0"/>
+                <w:sz w:val="16"/>
+              </w:rPr>
+              <w:t>S04</w:t>
+              <w:br/>
+            </w:r>
+            <w:r>
+              <w:rPr>
+                <w:b w:val="0"/>
+                <w:i w:val="0"/>
+                <w:color w:val="64748B"/>
+                <w:sz w:val="14"/>
+              </w:rPr>
+              <w:t>Emploi</w:t>
+            </w:r>
+          </w:p>
+        </w:tc>
+        <w:tc>
+          <w:tcPr>
+            <w:tcW w:type="dxa" w:w="1531"/>
+          </w:tcPr>
+          <w:p>
+            <w:r>
+              <w:rPr>
+                <w:b/>
+                <w:i w:val="0"/>
+                <w:color w:val="16A34A"/>
+                <w:sz w:val="16"/>
+              </w:rPr>
+              <w:t>s00q14, s00q16, s00q18, s01q39, s01q42__1, s01q42__2, s02q30, s02q34</w:t>
+            </w:r>
+          </w:p>
+        </w:tc>
+        <w:tc>
+          <w:tcPr>
+            <w:tcW w:type="dxa" w:w="1191"/>
+          </w:tcPr>
+          <w:p>
+            <w:r>
+              <w:rPr>
+                <w:b w:val="0"/>
+                <w:i w:val="0"/>
+                <w:color w:val="64748B"/>
+                <w:sz w:val="16"/>
+              </w:rPr>
+              <w:t>GT-CQ</w:t>
+            </w:r>
+          </w:p>
+        </w:tc>
+        <w:tc>
+          <w:tcPr>
+            <w:tcW w:type="dxa" w:w="4706"/>
+          </w:tcPr>
+          <w:p>
+            <w:r>
+              <w:rPr>
+                <w:b w:val="0"/>
+                <w:i w:val="0"/>
+                <w:sz w:val="17"/>
+              </w:rPr>
+              <w:t>Avertissement! Aïssatou Diao travaille principalement dans l'agriculture ou élevage ou pêche et le secteur institutionnel déclaré semble  incohérent, prière de corriger ou confirmer avec le QG.</w:t>
+            </w:r>
+          </w:p>
+        </w:tc>
+      </w:tr>
+      <w:tr>
+        <w:tc>
+          <w:tcPr>
+            <w:tcW w:type="dxa" w:w="964"/>
+          </w:tcPr>
+          <w:p>
+            <w:r>
+              <w:rPr>
+                <w:b/>
+                <w:i w:val="0"/>
+                <w:color w:val="DC2626"/>
+                <w:sz w:val="16"/>
+              </w:rPr>
+              <w:t>Haute</w:t>
+            </w:r>
+          </w:p>
+        </w:tc>
+        <w:tc>
+          <w:tcPr>
+            <w:tcW w:type="dxa" w:w="1247"/>
+          </w:tcPr>
+          <w:p>
+            <w:r>
+              <w:rPr>
+                <w:b/>
+                <w:i w:val="0"/>
+                <w:sz w:val="16"/>
+              </w:rPr>
+              <w:t>S07</w:t>
+              <w:br/>
+            </w:r>
+            <w:r>
+              <w:rPr>
+                <w:b w:val="0"/>
+                <w:i w:val="0"/>
+                <w:color w:val="64748B"/>
+                <w:sz w:val="14"/>
+              </w:rPr>
+              <w:t>Consommation alimentaire</w:t>
+            </w:r>
+          </w:p>
+        </w:tc>
+        <w:tc>
+          <w:tcPr>
+            <w:tcW w:type="dxa" w:w="1531"/>
+          </w:tcPr>
+          <w:p>
+            <w:r>
+              <w:rPr>
+                <w:b/>
+                <w:i w:val="0"/>
+                <w:color w:val="16A34A"/>
+                <w:sz w:val="16"/>
+              </w:rPr>
+              <w:t>s00q27, s01q03a, s01q03b, s01q03c, s02q04, s03q14, s04q15, s04q16</w:t>
+            </w:r>
+          </w:p>
+        </w:tc>
+        <w:tc>
+          <w:tcPr>
+            <w:tcW w:type="dxa" w:w="1191"/>
+          </w:tcPr>
+          <w:p>
+            <w:r>
+              <w:rPr>
+                <w:b w:val="0"/>
+                <w:i w:val="0"/>
+                <w:color w:val="64748B"/>
+                <w:sz w:val="16"/>
+              </w:rPr>
+              <w:t>GT-CQ</w:t>
+            </w:r>
+          </w:p>
+        </w:tc>
+        <w:tc>
+          <w:tcPr>
+            <w:tcW w:type="dxa" w:w="4706"/>
+          </w:tcPr>
+          <w:p>
+            <w:r>
+              <w:rPr>
+                <w:b w:val="0"/>
+                <w:i w:val="0"/>
+                <w:sz w:val="17"/>
+              </w:rPr>
+              <w:t>Incohérence!! Dans ce ménage, chaque individus consomme par jour .7678571 Kg  de cereale; Prière de vérifier les quantités prises des produits cérealiers (de Riz local Gambiaka à Autres semoules de céréales) auprès du ménage ou confirmer avec le QG.</w:t>
+            </w:r>
+          </w:p>
+        </w:tc>
+      </w:tr>
+      <w:tr>
+        <w:tc>
+          <w:tcPr>
+            <w:tcW w:type="dxa" w:w="964"/>
+          </w:tcPr>
+          <w:p>
+            <w:r>
+              <w:rPr>
+                <w:b/>
+                <w:i w:val="0"/>
+                <w:color w:val="DC2626"/>
+                <w:sz w:val="16"/>
+              </w:rPr>
+              <w:t>Haute</w:t>
+            </w:r>
+          </w:p>
+        </w:tc>
+        <w:tc>
+          <w:tcPr>
+            <w:tcW w:type="dxa" w:w="1247"/>
+          </w:tcPr>
+          <w:p>
+            <w:r>
+              <w:rPr>
+                <w:b/>
+                <w:i w:val="0"/>
+                <w:sz w:val="16"/>
+              </w:rPr>
+              <w:t>S11</w:t>
+              <w:br/>
+            </w:r>
+            <w:r>
+              <w:rPr>
+                <w:b w:val="0"/>
+                <w:i w:val="0"/>
+                <w:color w:val="64748B"/>
+                <w:sz w:val="14"/>
+              </w:rPr>
+              <w:t>Logement / cadre de vie</w:t>
+            </w:r>
+          </w:p>
+        </w:tc>
+        <w:tc>
+          <w:tcPr>
+            <w:tcW w:type="dxa" w:w="1531"/>
+          </w:tcPr>
+          <w:p>
+            <w:r>
+              <w:rPr>
+                <w:b/>
+                <w:i w:val="0"/>
+                <w:color w:val="16A34A"/>
+                <w:sz w:val="16"/>
+              </w:rPr>
+              <w:t>—</w:t>
+            </w:r>
+          </w:p>
+        </w:tc>
+        <w:tc>
+          <w:tcPr>
+            <w:tcW w:type="dxa" w:w="1191"/>
+          </w:tcPr>
+          <w:p>
+            <w:r>
+              <w:rPr>
+                <w:b w:val="0"/>
+                <w:i w:val="0"/>
+                <w:color w:val="64748B"/>
+                <w:sz w:val="16"/>
+              </w:rPr>
+              <w:t>GT-CQ</w:t>
+            </w:r>
+          </w:p>
+        </w:tc>
+        <w:tc>
+          <w:tcPr>
+            <w:tcW w:type="dxa" w:w="4706"/>
+          </w:tcPr>
+          <w:p>
+            <w:r>
+              <w:rPr>
+                <w:b w:val="0"/>
+                <w:i w:val="0"/>
+                <w:sz w:val="17"/>
+              </w:rPr>
+              <w:t>Incoherent!!! Le nombre de pièces occupés (9) est superieur aux nombres de personnes vivant dans le ménage.</w:t>
+            </w:r>
+          </w:p>
+        </w:tc>
+      </w:tr>
+      <w:tr>
+        <w:tc>
+          <w:tcPr>
+            <w:tcW w:type="dxa" w:w="964"/>
+          </w:tcPr>
+          <w:p>
+            <w:r>
+              <w:rPr>
+                <w:b/>
+                <w:i w:val="0"/>
+                <w:color w:val="DC2626"/>
+                <w:sz w:val="16"/>
+              </w:rPr>
+              <w:t>Haute</w:t>
+            </w:r>
+          </w:p>
+        </w:tc>
+        <w:tc>
+          <w:tcPr>
+            <w:tcW w:type="dxa" w:w="1247"/>
+          </w:tcPr>
+          <w:p>
+            <w:r>
+              <w:rPr>
+                <w:b/>
+                <w:i w:val="0"/>
+                <w:sz w:val="16"/>
+              </w:rPr>
+              <w:t>S11</w:t>
+              <w:br/>
+            </w:r>
+            <w:r>
+              <w:rPr>
+                <w:b w:val="0"/>
+                <w:i w:val="0"/>
+                <w:color w:val="64748B"/>
+                <w:sz w:val="14"/>
+              </w:rPr>
+              <w:t>Logement / cadre de vie</w:t>
+            </w:r>
+          </w:p>
+        </w:tc>
+        <w:tc>
+          <w:tcPr>
+            <w:tcW w:type="dxa" w:w="1531"/>
+          </w:tcPr>
+          <w:p>
+            <w:r>
+              <w:rPr>
+                <w:b/>
+                <w:i w:val="0"/>
+                <w:color w:val="16A34A"/>
+                <w:sz w:val="16"/>
+              </w:rPr>
+              <w:t>—</w:t>
+            </w:r>
+          </w:p>
+        </w:tc>
+        <w:tc>
+          <w:tcPr>
+            <w:tcW w:type="dxa" w:w="1191"/>
+          </w:tcPr>
+          <w:p>
+            <w:r>
+              <w:rPr>
+                <w:b w:val="0"/>
+                <w:i w:val="0"/>
+                <w:color w:val="64748B"/>
+                <w:sz w:val="16"/>
+              </w:rPr>
+              <w:t>GT-CQ</w:t>
+            </w:r>
+          </w:p>
+        </w:tc>
+        <w:tc>
+          <w:tcPr>
+            <w:tcW w:type="dxa" w:w="4706"/>
+          </w:tcPr>
+          <w:p>
+            <w:r>
+              <w:rPr>
+                <w:b w:val="0"/>
+                <w:i w:val="0"/>
+                <w:sz w:val="17"/>
+              </w:rPr>
+              <w:t>Prière de corriger cette incohérence.</w:t>
+            </w:r>
+          </w:p>
+        </w:tc>
+      </w:tr>
+      <w:tr>
+        <w:tc>
+          <w:tcPr>
+            <w:tcW w:type="dxa" w:w="964"/>
+          </w:tcPr>
+          <w:p>
+            <w:r>
+              <w:rPr>
+                <w:b/>
+                <w:i w:val="0"/>
+                <w:color w:val="DC2626"/>
+                <w:sz w:val="16"/>
+              </w:rPr>
+              <w:t>Haute</w:t>
+            </w:r>
+          </w:p>
+        </w:tc>
+        <w:tc>
+          <w:tcPr>
+            <w:tcW w:type="dxa" w:w="1247"/>
+          </w:tcPr>
+          <w:p>
+            <w:r>
+              <w:rPr>
+                <w:b/>
+                <w:i w:val="0"/>
+                <w:sz w:val="16"/>
+              </w:rPr>
+              <w:t>S11</w:t>
+              <w:br/>
+            </w:r>
+            <w:r>
+              <w:rPr>
+                <w:b w:val="0"/>
+                <w:i w:val="0"/>
+                <w:color w:val="64748B"/>
+                <w:sz w:val="14"/>
+              </w:rPr>
+              <w:t>Logement / cadre de vie</w:t>
+            </w:r>
+          </w:p>
+        </w:tc>
+        <w:tc>
+          <w:tcPr>
+            <w:tcW w:type="dxa" w:w="1531"/>
+          </w:tcPr>
+          <w:p>
+            <w:r>
+              <w:rPr>
+                <w:b/>
+                <w:i w:val="0"/>
+                <w:color w:val="16A34A"/>
+                <w:sz w:val="16"/>
+              </w:rPr>
+              <w:t>—</w:t>
+            </w:r>
+          </w:p>
+        </w:tc>
+        <w:tc>
+          <w:tcPr>
+            <w:tcW w:type="dxa" w:w="1191"/>
+          </w:tcPr>
+          <w:p>
+            <w:r>
+              <w:rPr>
+                <w:b w:val="0"/>
+                <w:i w:val="0"/>
+                <w:color w:val="64748B"/>
+                <w:sz w:val="16"/>
+              </w:rPr>
+              <w:t>GT-CQ</w:t>
+            </w:r>
+          </w:p>
+        </w:tc>
+        <w:tc>
+          <w:tcPr>
+            <w:tcW w:type="dxa" w:w="4706"/>
+          </w:tcPr>
+          <w:p>
+            <w:r>
+              <w:rPr>
+                <w:b w:val="0"/>
+                <w:i w:val="0"/>
+                <w:sz w:val="17"/>
+              </w:rPr>
+              <w:t>Incoherence!! Le ménage a depensé .</w:t>
+            </w:r>
+          </w:p>
+        </w:tc>
+      </w:tr>
+      <w:tr>
+        <w:tc>
+          <w:tcPr>
+            <w:tcW w:type="dxa" w:w="964"/>
+          </w:tcPr>
+          <w:p>
+            <w:r>
+              <w:rPr>
+                <w:b/>
+                <w:i w:val="0"/>
+                <w:color w:val="DC2626"/>
+                <w:sz w:val="16"/>
+              </w:rPr>
+              <w:t>Haute</w:t>
+            </w:r>
+          </w:p>
+        </w:tc>
+        <w:tc>
+          <w:tcPr>
+            <w:tcW w:type="dxa" w:w="1247"/>
+          </w:tcPr>
+          <w:p>
+            <w:r>
+              <w:rPr>
+                <w:b/>
+                <w:i w:val="0"/>
+                <w:sz w:val="16"/>
+              </w:rPr>
+              <w:t>S11</w:t>
+              <w:br/>
+            </w:r>
+            <w:r>
+              <w:rPr>
+                <w:b w:val="0"/>
+                <w:i w:val="0"/>
+                <w:color w:val="64748B"/>
+                <w:sz w:val="14"/>
+              </w:rPr>
+              <w:t>Logement / cadre de vie</w:t>
+            </w:r>
+          </w:p>
+        </w:tc>
+        <w:tc>
+          <w:tcPr>
+            <w:tcW w:type="dxa" w:w="1531"/>
+          </w:tcPr>
+          <w:p>
+            <w:r>
+              <w:rPr>
+                <w:b/>
+                <w:i w:val="0"/>
+                <w:color w:val="16A34A"/>
+                <w:sz w:val="16"/>
+              </w:rPr>
+              <w:t>s01q29, s01q31, s04q24, s00q04, s11q21, s09fq03, s09fq011</w:t>
+            </w:r>
+          </w:p>
+        </w:tc>
+        <w:tc>
+          <w:tcPr>
+            <w:tcW w:type="dxa" w:w="1191"/>
+          </w:tcPr>
+          <w:p>
+            <w:r>
+              <w:rPr>
+                <w:b w:val="0"/>
+                <w:i w:val="0"/>
+                <w:color w:val="64748B"/>
+                <w:sz w:val="16"/>
+              </w:rPr>
+              <w:t>GT-CQ</w:t>
+            </w:r>
+          </w:p>
+        </w:tc>
+        <w:tc>
+          <w:tcPr>
+            <w:tcW w:type="dxa" w:w="4706"/>
+          </w:tcPr>
+          <w:p>
+            <w:r>
+              <w:rPr>
+                <w:b w:val="0"/>
+                <w:i w:val="0"/>
+                <w:sz w:val="17"/>
+              </w:rPr>
+              <w:t>FCFA dans Frais de connexion au réseau de distribution d'eau mais dit ne pas être connecté à un réseau d'eau courante, prière de corriger cette incoherenceAttention!!! Les ménages vivants dans un(e) Maison Basse à KOLDA Rural ont généralement comme principal matériau du toit le/la Tôles, mais celui du ménage de AMADOU FALL (Tuile) diffère de celui-ci.</w:t>
+            </w:r>
+          </w:p>
+        </w:tc>
+      </w:tr>
+      <w:tr>
+        <w:tc>
+          <w:tcPr>
+            <w:tcW w:type="dxa" w:w="964"/>
+          </w:tcPr>
+          <w:p>
+            <w:r>
+              <w:rPr>
+                <w:b/>
+                <w:i w:val="0"/>
+                <w:color w:val="DC2626"/>
+                <w:sz w:val="16"/>
+              </w:rPr>
+              <w:t>Haute</w:t>
+            </w:r>
+          </w:p>
+        </w:tc>
+        <w:tc>
+          <w:tcPr>
+            <w:tcW w:type="dxa" w:w="1247"/>
+          </w:tcPr>
+          <w:p>
+            <w:r>
+              <w:rPr>
+                <w:b/>
+                <w:i w:val="0"/>
+                <w:sz w:val="16"/>
+              </w:rPr>
+              <w:t>S16</w:t>
+              <w:br/>
+            </w:r>
+            <w:r>
+              <w:rPr>
+                <w:b w:val="0"/>
+                <w:i w:val="0"/>
+                <w:color w:val="64748B"/>
+                <w:sz w:val="14"/>
+              </w:rPr>
+              <w:t>Agriculture</w:t>
+            </w:r>
+          </w:p>
+        </w:tc>
+        <w:tc>
+          <w:tcPr>
+            <w:tcW w:type="dxa" w:w="1531"/>
+          </w:tcPr>
+          <w:p>
+            <w:r>
+              <w:rPr>
+                <w:b/>
+                <w:i w:val="0"/>
+                <w:color w:val="16A34A"/>
+                <w:sz w:val="16"/>
+              </w:rPr>
+              <w:t>s01q02, s02q01__1, s02q02__1, s02q03__1, s02q15, s03q17, s04q28, s04q35d</w:t>
+            </w:r>
+          </w:p>
+        </w:tc>
+        <w:tc>
+          <w:tcPr>
+            <w:tcW w:type="dxa" w:w="1191"/>
+          </w:tcPr>
+          <w:p>
+            <w:r>
+              <w:rPr>
+                <w:b w:val="0"/>
+                <w:i w:val="0"/>
+                <w:color w:val="64748B"/>
+                <w:sz w:val="16"/>
+              </w:rPr>
+              <w:t>GT-CQ</w:t>
+            </w:r>
+          </w:p>
+        </w:tc>
+        <w:tc>
+          <w:tcPr>
+            <w:tcW w:type="dxa" w:w="4706"/>
+          </w:tcPr>
+          <w:p>
+            <w:r>
+              <w:rPr>
+                <w:b w:val="0"/>
+                <w:i w:val="0"/>
+                <w:sz w:val="17"/>
+              </w:rPr>
+              <w:t>Incoherence! Le nombre de cultures dans la parcelle parcelle 1maraichage est de 7 cultures qui semble trop élévé ou non renseigné, prière de corriger.</w:t>
+            </w:r>
+          </w:p>
+        </w:tc>
+      </w:tr>
+      <w:tr>
+        <w:tc>
+          <w:tcPr>
+            <w:tcW w:type="dxa" w:w="964"/>
+          </w:tcPr>
+          <w:p>
+            <w:r>
+              <w:rPr>
+                <w:b/>
+                <w:i w:val="0"/>
+                <w:color w:val="DC2626"/>
+                <w:sz w:val="16"/>
+              </w:rPr>
+              <w:t>Haute</w:t>
+            </w:r>
+          </w:p>
+        </w:tc>
+        <w:tc>
+          <w:tcPr>
+            <w:tcW w:type="dxa" w:w="1247"/>
+          </w:tcPr>
+          <w:p>
+            <w:r>
+              <w:rPr>
+                <w:b/>
+                <w:i w:val="0"/>
+                <w:sz w:val="16"/>
+              </w:rPr>
+              <w:t>S16</w:t>
+              <w:br/>
+            </w:r>
+            <w:r>
+              <w:rPr>
+                <w:b w:val="0"/>
+                <w:i w:val="0"/>
+                <w:color w:val="64748B"/>
+                <w:sz w:val="14"/>
+              </w:rPr>
+              <w:t>Agriculture</w:t>
+            </w:r>
+          </w:p>
+        </w:tc>
+        <w:tc>
+          <w:tcPr>
+            <w:tcW w:type="dxa" w:w="1531"/>
+          </w:tcPr>
+          <w:p>
+            <w:r>
+              <w:rPr>
+                <w:b/>
+                <w:i w:val="0"/>
+                <w:color w:val="16A34A"/>
+                <w:sz w:val="16"/>
+              </w:rPr>
+              <w:t>s16dq05a, s16dq05c</w:t>
+            </w:r>
+          </w:p>
+        </w:tc>
+        <w:tc>
+          <w:tcPr>
+            <w:tcW w:type="dxa" w:w="1191"/>
+          </w:tcPr>
+          <w:p>
+            <w:r>
+              <w:rPr>
+                <w:b w:val="0"/>
+                <w:i w:val="0"/>
+                <w:color w:val="64748B"/>
+                <w:sz w:val="16"/>
+              </w:rPr>
+              <w:t>GT-CQ</w:t>
+            </w:r>
+          </w:p>
+        </w:tc>
+        <w:tc>
+          <w:tcPr>
+            <w:tcW w:type="dxa" w:w="4706"/>
+          </w:tcPr>
+          <w:p>
+            <w:r>
+              <w:rPr>
+                <w:b w:val="0"/>
+                <w:i w:val="0"/>
+                <w:sz w:val="17"/>
+              </w:rPr>
+              <w:t>La quantité de s16dq05a estimée en Kg est incohérente avec la prise dans la question s16dq05c, prière de bien estimer et mettre la valeur exacte.</w:t>
+            </w:r>
+          </w:p>
+        </w:tc>
+      </w:tr>
+      <w:tr>
+        <w:tc>
+          <w:tcPr>
+            <w:tcW w:type="dxa" w:w="964"/>
+          </w:tcPr>
+          <w:p>
+            <w:r>
+              <w:rPr>
+                <w:b/>
+                <w:i w:val="0"/>
+                <w:color w:val="DC2626"/>
+                <w:sz w:val="16"/>
+              </w:rPr>
+              <w:t>Haute</w:t>
+            </w:r>
+          </w:p>
+        </w:tc>
+        <w:tc>
+          <w:tcPr>
+            <w:tcW w:type="dxa" w:w="1247"/>
+          </w:tcPr>
+          <w:p>
+            <w:r>
+              <w:rPr>
+                <w:b/>
+                <w:i w:val="0"/>
+                <w:sz w:val="16"/>
+              </w:rPr>
+              <w:t>S16</w:t>
+              <w:br/>
+            </w:r>
+            <w:r>
+              <w:rPr>
+                <w:b w:val="0"/>
+                <w:i w:val="0"/>
+                <w:color w:val="64748B"/>
+                <w:sz w:val="14"/>
+              </w:rPr>
+              <w:t>Agriculture</w:t>
+            </w:r>
+          </w:p>
+        </w:tc>
+        <w:tc>
+          <w:tcPr>
+            <w:tcW w:type="dxa" w:w="1531"/>
+          </w:tcPr>
+          <w:p>
+            <w:r>
+              <w:rPr>
+                <w:b/>
+                <w:i w:val="0"/>
+                <w:color w:val="16A34A"/>
+                <w:sz w:val="16"/>
+              </w:rPr>
+              <w:t>s00q07a, s00q08, s00q10, s00q13_0, s00q15_0, s00q17_0, s00q23a, s00q23b</w:t>
+            </w:r>
+          </w:p>
+        </w:tc>
+        <w:tc>
+          <w:tcPr>
+            <w:tcW w:type="dxa" w:w="1191"/>
+          </w:tcPr>
+          <w:p>
+            <w:r>
+              <w:rPr>
+                <w:b w:val="0"/>
+                <w:i w:val="0"/>
+                <w:color w:val="64748B"/>
+                <w:sz w:val="16"/>
+              </w:rPr>
+              <w:t>GT-CQ</w:t>
+            </w:r>
+          </w:p>
+        </w:tc>
+        <w:tc>
+          <w:tcPr>
+            <w:tcW w:type="dxa" w:w="4706"/>
+          </w:tcPr>
+          <w:p>
+            <w:r>
+              <w:rPr>
+                <w:b w:val="0"/>
+                <w:i w:val="0"/>
+                <w:sz w:val="17"/>
+              </w:rPr>
+              <w:t>La somme des quantités consommées (360 kg), des quantités offertes (120 kg),  des quantités vendus (3600 kg) et des quantités en stock (900 kg) depasse la quantité totale (1 kg) que le ménage a eu après la recolte de Arachide , prière de corriger cette incoherence.</w:t>
+            </w:r>
+          </w:p>
+        </w:tc>
+      </w:tr>
+      <w:tr>
+        <w:tc>
+          <w:tcPr>
+            <w:tcW w:type="dxa" w:w="964"/>
+          </w:tcPr>
+          <w:p>
+            <w:r>
+              <w:rPr>
+                <w:b/>
+                <w:i w:val="0"/>
+                <w:color w:val="DC2626"/>
+                <w:sz w:val="16"/>
+              </w:rPr>
+              <w:t>Haute</w:t>
+            </w:r>
+          </w:p>
+        </w:tc>
+        <w:tc>
+          <w:tcPr>
+            <w:tcW w:type="dxa" w:w="1247"/>
+          </w:tcPr>
+          <w:p>
+            <w:r>
+              <w:rPr>
+                <w:b/>
+                <w:i w:val="0"/>
+                <w:sz w:val="16"/>
+              </w:rPr>
+              <w:t>S16</w:t>
+              <w:br/>
+            </w:r>
+            <w:r>
+              <w:rPr>
+                <w:b w:val="0"/>
+                <w:i w:val="0"/>
+                <w:color w:val="64748B"/>
+                <w:sz w:val="14"/>
+              </w:rPr>
+              <w:t>Agriculture</w:t>
+            </w:r>
+          </w:p>
+        </w:tc>
+        <w:tc>
+          <w:tcPr>
+            <w:tcW w:type="dxa" w:w="1531"/>
+          </w:tcPr>
+          <w:p>
+            <w:r>
+              <w:rPr>
+                <w:b/>
+                <w:i w:val="0"/>
+                <w:color w:val="16A34A"/>
+                <w:sz w:val="16"/>
+              </w:rPr>
+              <w:t>s00q07a, s00q08, s00q10, s00q13_0, s00q15_0, s00q17_0, s00q23a, s00q23b</w:t>
+            </w:r>
+          </w:p>
+        </w:tc>
+        <w:tc>
+          <w:tcPr>
+            <w:tcW w:type="dxa" w:w="1191"/>
+          </w:tcPr>
+          <w:p>
+            <w:r>
+              <w:rPr>
+                <w:b w:val="0"/>
+                <w:i w:val="0"/>
+                <w:color w:val="64748B"/>
+                <w:sz w:val="16"/>
+              </w:rPr>
+              <w:t>GT-CQ</w:t>
+            </w:r>
+          </w:p>
+        </w:tc>
+        <w:tc>
+          <w:tcPr>
+            <w:tcW w:type="dxa" w:w="4706"/>
+          </w:tcPr>
+          <w:p>
+            <w:r>
+              <w:rPr>
+                <w:b w:val="0"/>
+                <w:i w:val="0"/>
+                <w:sz w:val="17"/>
+              </w:rPr>
+              <w:t>La somme des quantités consommées (400 kg), des quantités offertes (100 kg),  des quantités vendus (0 kg) et des quantités en stock (600 kg) depasse la quantité totale (2 kg) que le ménage a eu après la recolte de Maïs , prière de corriger cette incoherence.</w:t>
+            </w:r>
+          </w:p>
+        </w:tc>
+      </w:tr>
+      <w:tr>
+        <w:tc>
+          <w:tcPr>
+            <w:tcW w:type="dxa" w:w="964"/>
+          </w:tcPr>
+          <w:p>
+            <w:r>
+              <w:rPr>
+                <w:b/>
+                <w:i w:val="0"/>
+                <w:color w:val="EA580C"/>
+                <w:sz w:val="16"/>
+              </w:rPr>
+              <w:t>Moyenne</w:t>
+            </w:r>
+          </w:p>
+        </w:tc>
+        <w:tc>
+          <w:tcPr>
+            <w:tcW w:type="dxa" w:w="1247"/>
+          </w:tcPr>
+          <w:p>
+            <w:r>
+              <w:rPr>
+                <w:b/>
+                <w:i w:val="0"/>
+                <w:sz w:val="16"/>
+              </w:rPr>
+              <w:t>S00</w:t>
+              <w:br/>
+            </w:r>
+            <w:r>
+              <w:rPr>
+                <w:b w:val="0"/>
+                <w:i w:val="0"/>
+                <w:color w:val="64748B"/>
+                <w:sz w:val="14"/>
+              </w:rPr>
+              <w:t>Identification</w:t>
+            </w:r>
+          </w:p>
+        </w:tc>
+        <w:tc>
+          <w:tcPr>
+            <w:tcW w:type="dxa" w:w="1531"/>
+          </w:tcPr>
+          <w:p>
+            <w:r>
+              <w:rPr>
+                <w:b/>
+                <w:i w:val="0"/>
+                <w:color w:val="16A34A"/>
+                <w:sz w:val="16"/>
+              </w:rPr>
+              <w:t>s00q27</w:t>
+            </w:r>
+          </w:p>
+        </w:tc>
+        <w:tc>
+          <w:tcPr>
+            <w:tcW w:type="dxa" w:w="1191"/>
+          </w:tcPr>
+          <w:p>
+            <w:r>
+              <w:rPr>
+                <w:b w:val="0"/>
+                <w:i w:val="0"/>
+                <w:color w:val="64748B"/>
+                <w:sz w:val="16"/>
+              </w:rPr>
+              <w:t>GT-CQ</w:t>
+            </w:r>
+          </w:p>
+        </w:tc>
+        <w:tc>
+          <w:tcPr>
+            <w:tcW w:type="dxa" w:w="4706"/>
+          </w:tcPr>
+          <w:p>
+            <w:r>
+              <w:rPr>
+                <w:b w:val="0"/>
+                <w:i w:val="0"/>
+                <w:sz w:val="17"/>
+              </w:rPr>
+              <w:t>Le questionnaire semble ne pas être complètement fini mais le questionnaire est en statut complet, prière de compléter le questionnaire.</w:t>
+            </w:r>
+          </w:p>
+        </w:tc>
+      </w:tr>
+      <w:tr>
+        <w:tc>
+          <w:tcPr>
+            <w:tcW w:type="dxa" w:w="964"/>
+          </w:tcPr>
+          <w:p>
+            <w:r>
+              <w:rPr>
+                <w:b/>
+                <w:i w:val="0"/>
+                <w:color w:val="EA580C"/>
+                <w:sz w:val="16"/>
+              </w:rPr>
+              <w:t>Moyenne</w:t>
+            </w:r>
+          </w:p>
+        </w:tc>
+        <w:tc>
+          <w:tcPr>
+            <w:tcW w:type="dxa" w:w="1247"/>
+          </w:tcPr>
+          <w:p>
+            <w:r>
+              <w:rPr>
+                <w:b/>
+                <w:i w:val="0"/>
+                <w:sz w:val="16"/>
+              </w:rPr>
+              <w:t>S00</w:t>
+              <w:br/>
+            </w:r>
+            <w:r>
+              <w:rPr>
+                <w:b w:val="0"/>
+                <w:i w:val="0"/>
+                <w:color w:val="64748B"/>
+                <w:sz w:val="14"/>
+              </w:rPr>
+              <w:t>Identification</w:t>
+            </w:r>
+          </w:p>
+        </w:tc>
+        <w:tc>
+          <w:tcPr>
+            <w:tcW w:type="dxa" w:w="1531"/>
+          </w:tcPr>
+          <w:p>
+            <w:r>
+              <w:rPr>
+                <w:b/>
+                <w:i w:val="0"/>
+                <w:color w:val="16A34A"/>
+                <w:sz w:val="16"/>
+              </w:rPr>
+              <w:t>—</w:t>
+            </w:r>
+          </w:p>
+        </w:tc>
+        <w:tc>
+          <w:tcPr>
+            <w:tcW w:type="dxa" w:w="1191"/>
+          </w:tcPr>
+          <w:p>
+            <w:r>
+              <w:rPr>
+                <w:b w:val="0"/>
+                <w:i w:val="0"/>
+                <w:color w:val="64748B"/>
+                <w:sz w:val="16"/>
+              </w:rPr>
+              <w:t>GT-CQ</w:t>
+            </w:r>
+          </w:p>
+        </w:tc>
+        <w:tc>
+          <w:tcPr>
+            <w:tcW w:type="dxa" w:w="4706"/>
+          </w:tcPr>
+          <w:p>
+            <w:r>
+              <w:rPr>
+                <w:b w:val="0"/>
+                <w:i w:val="0"/>
+                <w:sz w:val="17"/>
+              </w:rPr>
+              <w:t>L'adresse ou la localisation du ménage doit être bien renseignée, ne doit pas contenir des numéros de téléphone et elle semble courte pour être une adresse.</w:t>
+            </w:r>
+          </w:p>
+        </w:tc>
+      </w:tr>
+      <w:tr>
+        <w:tc>
+          <w:tcPr>
+            <w:tcW w:type="dxa" w:w="964"/>
+          </w:tcPr>
+          <w:p>
+            <w:r>
+              <w:rPr>
+                <w:b/>
+                <w:i w:val="0"/>
+                <w:color w:val="EA580C"/>
+                <w:sz w:val="16"/>
+              </w:rPr>
+              <w:t>Moyenne</w:t>
+            </w:r>
+          </w:p>
+        </w:tc>
+        <w:tc>
+          <w:tcPr>
+            <w:tcW w:type="dxa" w:w="1247"/>
+          </w:tcPr>
+          <w:p>
+            <w:r>
+              <w:rPr>
+                <w:b/>
+                <w:i w:val="0"/>
+                <w:sz w:val="16"/>
+              </w:rPr>
+              <w:t>S00</w:t>
+              <w:br/>
+            </w:r>
+            <w:r>
+              <w:rPr>
+                <w:b w:val="0"/>
+                <w:i w:val="0"/>
+                <w:color w:val="64748B"/>
+                <w:sz w:val="14"/>
+              </w:rPr>
+              <w:t>Identification</w:t>
+            </w:r>
+          </w:p>
+        </w:tc>
+        <w:tc>
+          <w:tcPr>
+            <w:tcW w:type="dxa" w:w="1531"/>
+          </w:tcPr>
+          <w:p>
+            <w:r>
+              <w:rPr>
+                <w:b/>
+                <w:i w:val="0"/>
+                <w:color w:val="16A34A"/>
+                <w:sz w:val="16"/>
+              </w:rPr>
+              <w:t>—</w:t>
+            </w:r>
+          </w:p>
+        </w:tc>
+        <w:tc>
+          <w:tcPr>
+            <w:tcW w:type="dxa" w:w="1191"/>
+          </w:tcPr>
+          <w:p>
+            <w:r>
+              <w:rPr>
+                <w:b w:val="0"/>
+                <w:i w:val="0"/>
+                <w:color w:val="64748B"/>
+                <w:sz w:val="16"/>
+              </w:rPr>
+              <w:t>GT-CQ</w:t>
+            </w:r>
+          </w:p>
+        </w:tc>
+        <w:tc>
+          <w:tcPr>
+            <w:tcW w:type="dxa" w:w="4706"/>
+          </w:tcPr>
+          <w:p>
+            <w:r>
+              <w:rPr>
+                <w:b w:val="0"/>
+                <w:i w:val="0"/>
+                <w:sz w:val="17"/>
+              </w:rPr>
+              <w:t>Prière de mettre les noms dans ces questions et mettre les contacts à leurs places.</w:t>
+            </w:r>
+          </w:p>
+        </w:tc>
+      </w:tr>
+      <w:tr>
+        <w:tc>
+          <w:tcPr>
+            <w:tcW w:type="dxa" w:w="964"/>
+          </w:tcPr>
+          <w:p>
+            <w:r>
+              <w:rPr>
+                <w:b/>
+                <w:i w:val="0"/>
+                <w:color w:val="EA580C"/>
+                <w:sz w:val="16"/>
+              </w:rPr>
+              <w:t>Moyenne</w:t>
+            </w:r>
+          </w:p>
+        </w:tc>
+        <w:tc>
+          <w:tcPr>
+            <w:tcW w:type="dxa" w:w="1247"/>
+          </w:tcPr>
+          <w:p>
+            <w:r>
+              <w:rPr>
+                <w:b/>
+                <w:i w:val="0"/>
+                <w:sz w:val="16"/>
+              </w:rPr>
+              <w:t>S00</w:t>
+              <w:br/>
+            </w:r>
+            <w:r>
+              <w:rPr>
+                <w:b w:val="0"/>
+                <w:i w:val="0"/>
+                <w:color w:val="64748B"/>
+                <w:sz w:val="14"/>
+              </w:rPr>
+              <w:t>Identification</w:t>
+            </w:r>
+          </w:p>
+        </w:tc>
+        <w:tc>
+          <w:tcPr>
+            <w:tcW w:type="dxa" w:w="1531"/>
+          </w:tcPr>
+          <w:p>
+            <w:r>
+              <w:rPr>
+                <w:b/>
+                <w:i w:val="0"/>
+                <w:color w:val="16A34A"/>
+                <w:sz w:val="16"/>
+              </w:rPr>
+              <w:t>s00q14, s00q16, s00q18</w:t>
+            </w:r>
+          </w:p>
+        </w:tc>
+        <w:tc>
+          <w:tcPr>
+            <w:tcW w:type="dxa" w:w="1191"/>
+          </w:tcPr>
+          <w:p>
+            <w:r>
+              <w:rPr>
+                <w:b w:val="0"/>
+                <w:i w:val="0"/>
+                <w:color w:val="64748B"/>
+                <w:sz w:val="16"/>
+              </w:rPr>
+              <w:t>GT-CQ</w:t>
+            </w:r>
+          </w:p>
+        </w:tc>
+        <w:tc>
+          <w:tcPr>
+            <w:tcW w:type="dxa" w:w="4706"/>
+          </w:tcPr>
+          <w:p>
+            <w:r>
+              <w:rPr>
+                <w:b w:val="0"/>
+                <w:i w:val="0"/>
+                <w:sz w:val="17"/>
+              </w:rPr>
+              <w:t>Attention! Veillez bien renseigner les contacts dans les questions de 0.14 ou 0.16 ou 0.18.</w:t>
+            </w:r>
+          </w:p>
+        </w:tc>
+      </w:tr>
+      <w:tr>
+        <w:tc>
+          <w:tcPr>
+            <w:tcW w:type="dxa" w:w="964"/>
+          </w:tcPr>
+          <w:p>
+            <w:r>
+              <w:rPr>
+                <w:b/>
+                <w:i w:val="0"/>
+                <w:color w:val="EA580C"/>
+                <w:sz w:val="16"/>
+              </w:rPr>
+              <w:t>Moyenne</w:t>
+            </w:r>
+          </w:p>
+        </w:tc>
+        <w:tc>
+          <w:tcPr>
+            <w:tcW w:type="dxa" w:w="1247"/>
+          </w:tcPr>
+          <w:p>
+            <w:r>
+              <w:rPr>
+                <w:b/>
+                <w:i w:val="0"/>
+                <w:sz w:val="16"/>
+              </w:rPr>
+              <w:t>S01</w:t>
+              <w:br/>
+            </w:r>
+            <w:r>
+              <w:rPr>
+                <w:b w:val="0"/>
+                <w:i w:val="0"/>
+                <w:color w:val="64748B"/>
+                <w:sz w:val="14"/>
+              </w:rPr>
+              <w:t>Démographie</w:t>
+            </w:r>
+          </w:p>
+        </w:tc>
+        <w:tc>
+          <w:tcPr>
+            <w:tcW w:type="dxa" w:w="1531"/>
+          </w:tcPr>
+          <w:p>
+            <w:r>
+              <w:rPr>
+                <w:b/>
+                <w:i w:val="0"/>
+                <w:color w:val="16A34A"/>
+                <w:sz w:val="16"/>
+              </w:rPr>
+              <w:t>—</w:t>
+            </w:r>
+          </w:p>
+        </w:tc>
+        <w:tc>
+          <w:tcPr>
+            <w:tcW w:type="dxa" w:w="1191"/>
+          </w:tcPr>
+          <w:p>
+            <w:r>
+              <w:rPr>
+                <w:b w:val="0"/>
+                <w:i w:val="0"/>
+                <w:color w:val="64748B"/>
+                <w:sz w:val="16"/>
+              </w:rPr>
+              <w:t>GT-CQ</w:t>
+            </w:r>
+          </w:p>
+        </w:tc>
+        <w:tc>
+          <w:tcPr>
+            <w:tcW w:type="dxa" w:w="4706"/>
+          </w:tcPr>
+          <w:p>
+            <w:r>
+              <w:rPr>
+                <w:b w:val="0"/>
+                <w:i w:val="0"/>
+                <w:sz w:val="17"/>
+              </w:rPr>
+              <w:t>Prière de verifier l'information donnée par Amadou fall ou corriger au niveau de la section 1.</w:t>
+            </w:r>
+          </w:p>
+        </w:tc>
+      </w:tr>
+      <w:tr>
+        <w:tc>
+          <w:tcPr>
+            <w:tcW w:type="dxa" w:w="964"/>
+          </w:tcPr>
+          <w:p>
+            <w:r>
+              <w:rPr>
+                <w:b/>
+                <w:i w:val="0"/>
+                <w:color w:val="EA580C"/>
+                <w:sz w:val="16"/>
+              </w:rPr>
+              <w:t>Moyenne</w:t>
+            </w:r>
+          </w:p>
+        </w:tc>
+        <w:tc>
+          <w:tcPr>
+            <w:tcW w:type="dxa" w:w="1247"/>
+          </w:tcPr>
+          <w:p>
+            <w:r>
+              <w:rPr>
+                <w:b/>
+                <w:i w:val="0"/>
+                <w:sz w:val="16"/>
+              </w:rPr>
+              <w:t>S01</w:t>
+              <w:br/>
+            </w:r>
+            <w:r>
+              <w:rPr>
+                <w:b w:val="0"/>
+                <w:i w:val="0"/>
+                <w:color w:val="64748B"/>
+                <w:sz w:val="14"/>
+              </w:rPr>
+              <w:t>Démographie</w:t>
+            </w:r>
+          </w:p>
+        </w:tc>
+        <w:tc>
+          <w:tcPr>
+            <w:tcW w:type="dxa" w:w="1531"/>
+          </w:tcPr>
+          <w:p>
+            <w:r>
+              <w:rPr>
+                <w:b/>
+                <w:i w:val="0"/>
+                <w:color w:val="16A34A"/>
+                <w:sz w:val="16"/>
+              </w:rPr>
+              <w:t>—</w:t>
+            </w:r>
+          </w:p>
+        </w:tc>
+        <w:tc>
+          <w:tcPr>
+            <w:tcW w:type="dxa" w:w="1191"/>
+          </w:tcPr>
+          <w:p>
+            <w:r>
+              <w:rPr>
+                <w:b w:val="0"/>
+                <w:i w:val="0"/>
+                <w:color w:val="64748B"/>
+                <w:sz w:val="16"/>
+              </w:rPr>
+              <w:t>GT-CQ</w:t>
+            </w:r>
+          </w:p>
+        </w:tc>
+        <w:tc>
+          <w:tcPr>
+            <w:tcW w:type="dxa" w:w="4706"/>
+          </w:tcPr>
+          <w:p>
+            <w:r>
+              <w:rPr>
+                <w:b w:val="0"/>
+                <w:i w:val="0"/>
+                <w:sz w:val="17"/>
+              </w:rPr>
+              <w:t>Prière de verifier l'information donnée par Mouhamadou fall ou corriger au niveau de la section 1.</w:t>
+            </w:r>
+          </w:p>
+        </w:tc>
+      </w:tr>
+      <w:tr>
+        <w:tc>
+          <w:tcPr>
+            <w:tcW w:type="dxa" w:w="964"/>
+          </w:tcPr>
+          <w:p>
+            <w:r>
+              <w:rPr>
+                <w:b/>
+                <w:i w:val="0"/>
+                <w:color w:val="EA580C"/>
+                <w:sz w:val="16"/>
+              </w:rPr>
+              <w:t>Moyenne</w:t>
+            </w:r>
+          </w:p>
+        </w:tc>
+        <w:tc>
+          <w:tcPr>
+            <w:tcW w:type="dxa" w:w="1247"/>
+          </w:tcPr>
+          <w:p>
+            <w:r>
+              <w:rPr>
+                <w:b/>
+                <w:i w:val="0"/>
+                <w:sz w:val="16"/>
+              </w:rPr>
+              <w:t>S01</w:t>
+              <w:br/>
+            </w:r>
+            <w:r>
+              <w:rPr>
+                <w:b w:val="0"/>
+                <w:i w:val="0"/>
+                <w:color w:val="64748B"/>
+                <w:sz w:val="14"/>
+              </w:rPr>
+              <w:t>Démographie</w:t>
+            </w:r>
+          </w:p>
+        </w:tc>
+        <w:tc>
+          <w:tcPr>
+            <w:tcW w:type="dxa" w:w="1531"/>
+          </w:tcPr>
+          <w:p>
+            <w:r>
+              <w:rPr>
+                <w:b/>
+                <w:i w:val="0"/>
+                <w:color w:val="16A34A"/>
+                <w:sz w:val="16"/>
+              </w:rPr>
+              <w:t>—</w:t>
+            </w:r>
+          </w:p>
+        </w:tc>
+        <w:tc>
+          <w:tcPr>
+            <w:tcW w:type="dxa" w:w="1191"/>
+          </w:tcPr>
+          <w:p>
+            <w:r>
+              <w:rPr>
+                <w:b w:val="0"/>
+                <w:i w:val="0"/>
+                <w:color w:val="64748B"/>
+                <w:sz w:val="16"/>
+              </w:rPr>
+              <w:t>GT-CQ</w:t>
+            </w:r>
+          </w:p>
+        </w:tc>
+        <w:tc>
+          <w:tcPr>
+            <w:tcW w:type="dxa" w:w="4706"/>
+          </w:tcPr>
+          <w:p>
+            <w:r>
+              <w:rPr>
+                <w:b w:val="0"/>
+                <w:i w:val="0"/>
+                <w:sz w:val="17"/>
+              </w:rPr>
+              <w:t>Prière de verifier l'information donnée par Nafissatou fall ou corriger au niveau de la section 1.</w:t>
+            </w:r>
+          </w:p>
+        </w:tc>
+      </w:tr>
+      <w:tr>
+        <w:tc>
+          <w:tcPr>
+            <w:tcW w:type="dxa" w:w="964"/>
+          </w:tcPr>
+          <w:p>
+            <w:r>
+              <w:rPr>
+                <w:b/>
+                <w:i w:val="0"/>
+                <w:color w:val="EA580C"/>
+                <w:sz w:val="16"/>
+              </w:rPr>
+              <w:t>Moyenne</w:t>
+            </w:r>
+          </w:p>
+        </w:tc>
+        <w:tc>
+          <w:tcPr>
+            <w:tcW w:type="dxa" w:w="1247"/>
+          </w:tcPr>
+          <w:p>
+            <w:r>
+              <w:rPr>
+                <w:b/>
+                <w:i w:val="0"/>
+                <w:sz w:val="16"/>
+              </w:rPr>
+              <w:t>S01</w:t>
+              <w:br/>
+            </w:r>
+            <w:r>
+              <w:rPr>
+                <w:b w:val="0"/>
+                <w:i w:val="0"/>
+                <w:color w:val="64748B"/>
+                <w:sz w:val="14"/>
+              </w:rPr>
+              <w:t>Démographie</w:t>
+            </w:r>
+          </w:p>
+        </w:tc>
+        <w:tc>
+          <w:tcPr>
+            <w:tcW w:type="dxa" w:w="1531"/>
+          </w:tcPr>
+          <w:p>
+            <w:r>
+              <w:rPr>
+                <w:b/>
+                <w:i w:val="0"/>
+                <w:color w:val="16A34A"/>
+                <w:sz w:val="16"/>
+              </w:rPr>
+              <w:t>—</w:t>
+            </w:r>
+          </w:p>
+        </w:tc>
+        <w:tc>
+          <w:tcPr>
+            <w:tcW w:type="dxa" w:w="1191"/>
+          </w:tcPr>
+          <w:p>
+            <w:r>
+              <w:rPr>
+                <w:b w:val="0"/>
+                <w:i w:val="0"/>
+                <w:color w:val="64748B"/>
+                <w:sz w:val="16"/>
+              </w:rPr>
+              <w:t>GT-CQ</w:t>
+            </w:r>
+          </w:p>
+        </w:tc>
+        <w:tc>
+          <w:tcPr>
+            <w:tcW w:type="dxa" w:w="4706"/>
+          </w:tcPr>
+          <w:p>
+            <w:r>
+              <w:rPr>
+                <w:b w:val="0"/>
+                <w:i w:val="0"/>
+                <w:sz w:val="17"/>
+              </w:rPr>
+              <w:t>Prière de verifier l'information donnée par Omar 2 fall ou corriger au niveau de la section 1.</w:t>
+            </w:r>
+          </w:p>
+        </w:tc>
+      </w:tr>
+      <w:tr>
+        <w:tc>
+          <w:tcPr>
+            <w:tcW w:type="dxa" w:w="964"/>
+          </w:tcPr>
+          <w:p>
+            <w:r>
+              <w:rPr>
+                <w:b/>
+                <w:i w:val="0"/>
+                <w:color w:val="EA580C"/>
+                <w:sz w:val="16"/>
+              </w:rPr>
+              <w:t>Moyenne</w:t>
+            </w:r>
+          </w:p>
+        </w:tc>
+        <w:tc>
+          <w:tcPr>
+            <w:tcW w:type="dxa" w:w="1247"/>
+          </w:tcPr>
+          <w:p>
+            <w:r>
+              <w:rPr>
+                <w:b/>
+                <w:i w:val="0"/>
+                <w:sz w:val="16"/>
+              </w:rPr>
+              <w:t>S01</w:t>
+              <w:br/>
+            </w:r>
+            <w:r>
+              <w:rPr>
+                <w:b w:val="0"/>
+                <w:i w:val="0"/>
+                <w:color w:val="64748B"/>
+                <w:sz w:val="14"/>
+              </w:rPr>
+              <w:t>Démographie</w:t>
+            </w:r>
+          </w:p>
+        </w:tc>
+        <w:tc>
+          <w:tcPr>
+            <w:tcW w:type="dxa" w:w="1531"/>
+          </w:tcPr>
+          <w:p>
+            <w:r>
+              <w:rPr>
+                <w:b/>
+                <w:i w:val="0"/>
+                <w:color w:val="16A34A"/>
+                <w:sz w:val="16"/>
+              </w:rPr>
+              <w:t>—</w:t>
+            </w:r>
+          </w:p>
+        </w:tc>
+        <w:tc>
+          <w:tcPr>
+            <w:tcW w:type="dxa" w:w="1191"/>
+          </w:tcPr>
+          <w:p>
+            <w:r>
+              <w:rPr>
+                <w:b w:val="0"/>
+                <w:i w:val="0"/>
+                <w:color w:val="64748B"/>
+                <w:sz w:val="16"/>
+              </w:rPr>
+              <w:t>GT-CQ</w:t>
+            </w:r>
+          </w:p>
+        </w:tc>
+        <w:tc>
+          <w:tcPr>
+            <w:tcW w:type="dxa" w:w="4706"/>
+          </w:tcPr>
+          <w:p>
+            <w:r>
+              <w:rPr>
+                <w:b w:val="0"/>
+                <w:i w:val="0"/>
+                <w:sz w:val="17"/>
+              </w:rPr>
+              <w:t>Prière de verifier l'information donnée par Oumou fall ou corriger au niveau de la section 1.</w:t>
+            </w:r>
+          </w:p>
+        </w:tc>
+      </w:tr>
+      <w:tr>
+        <w:tc>
+          <w:tcPr>
+            <w:tcW w:type="dxa" w:w="964"/>
+          </w:tcPr>
+          <w:p>
+            <w:r>
+              <w:rPr>
+                <w:b/>
+                <w:i w:val="0"/>
+                <w:color w:val="EA580C"/>
+                <w:sz w:val="16"/>
+              </w:rPr>
+              <w:t>Moyenne</w:t>
+            </w:r>
+          </w:p>
+        </w:tc>
+        <w:tc>
+          <w:tcPr>
+            <w:tcW w:type="dxa" w:w="1247"/>
+          </w:tcPr>
+          <w:p>
+            <w:r>
+              <w:rPr>
+                <w:b/>
+                <w:i w:val="0"/>
+                <w:sz w:val="16"/>
+              </w:rPr>
+              <w:t>S01</w:t>
+              <w:br/>
+            </w:r>
+            <w:r>
+              <w:rPr>
+                <w:b w:val="0"/>
+                <w:i w:val="0"/>
+                <w:color w:val="64748B"/>
+                <w:sz w:val="14"/>
+              </w:rPr>
+              <w:t>Démographie</w:t>
+            </w:r>
+          </w:p>
+        </w:tc>
+        <w:tc>
+          <w:tcPr>
+            <w:tcW w:type="dxa" w:w="1531"/>
+          </w:tcPr>
+          <w:p>
+            <w:r>
+              <w:rPr>
+                <w:b/>
+                <w:i w:val="0"/>
+                <w:color w:val="16A34A"/>
+                <w:sz w:val="16"/>
+              </w:rPr>
+              <w:t>s01q10_1</w:t>
+            </w:r>
+          </w:p>
+        </w:tc>
+        <w:tc>
+          <w:tcPr>
+            <w:tcW w:type="dxa" w:w="1191"/>
+          </w:tcPr>
+          <w:p>
+            <w:r>
+              <w:rPr>
+                <w:b w:val="0"/>
+                <w:i w:val="0"/>
+                <w:color w:val="64748B"/>
+                <w:sz w:val="16"/>
+              </w:rPr>
+              <w:t>GT-CQ</w:t>
+            </w:r>
+          </w:p>
+        </w:tc>
+        <w:tc>
+          <w:tcPr>
+            <w:tcW w:type="dxa" w:w="4706"/>
+          </w:tcPr>
+          <w:p>
+            <w:r>
+              <w:rPr>
+                <w:b w:val="0"/>
+                <w:i w:val="0"/>
+                <w:sz w:val="17"/>
+              </w:rPr>
+              <w:t>La taille du ménage lors de l'enquête principale (8) de ce ménage est inférieur à la taille du denombrement (14), prière de fournir des explications concrètes ou aller revisiter le ménage.</w:t>
+            </w:r>
+          </w:p>
+        </w:tc>
+      </w:tr>
+      <w:tr>
+        <w:tc>
+          <w:tcPr>
+            <w:tcW w:type="dxa" w:w="964"/>
+          </w:tcPr>
+          <w:p>
+            <w:r>
+              <w:rPr>
+                <w:b/>
+                <w:i w:val="0"/>
+                <w:color w:val="EA580C"/>
+                <w:sz w:val="16"/>
+              </w:rPr>
+              <w:t>Moyenne</w:t>
+            </w:r>
+          </w:p>
+        </w:tc>
+        <w:tc>
+          <w:tcPr>
+            <w:tcW w:type="dxa" w:w="1247"/>
+          </w:tcPr>
+          <w:p>
+            <w:r>
+              <w:rPr>
+                <w:b/>
+                <w:i w:val="0"/>
+                <w:sz w:val="16"/>
+              </w:rPr>
               <w:t>S02</w:t>
               <w:br/>
             </w:r>
@@ -1174,7 +3064,7 @@
                 <w:color w:val="16A34A"/>
                 <w:sz w:val="16"/>
               </w:rPr>
-              <w:t>s02q33, s01q00b</w:t>
+              <w:t>—</w:t>
             </w:r>
           </w:p>
         </w:tc>
@@ -1205,7 +3095,7 @@
                 <w:i w:val="0"/>
                 <w:sz w:val="17"/>
               </w:rPr>
-              <w:t>Incoherent!!! La dernière fois que Mariama kande a  fréquenté l'école est 9999.</w:t>
+              <w:t>Le montant des frais de cantines ou de restauration (500 FCFA) pour l'année scolaire de Mouhamadou fall qui fréquente 2ème année de Primaire  semble faible.</w:t>
             </w:r>
           </w:p>
         </w:tc>
@@ -1220,10 +3110,10 @@
               <w:rPr>
                 <w:b/>
                 <w:i w:val="0"/>
-                <w:color w:val="DC2626"/>
-                <w:sz w:val="16"/>
-              </w:rPr>
-              <w:t>Haute</w:t>
+                <w:color w:val="EA580C"/>
+                <w:sz w:val="16"/>
+              </w:rPr>
+              <w:t>Moyenne</w:t>
             </w:r>
           </w:p>
         </w:tc>
@@ -1238,7 +3128,7 @@
                 <w:i w:val="0"/>
                 <w:sz w:val="16"/>
               </w:rPr>
-              <w:t>S04</w:t>
+              <w:t>S02</w:t>
               <w:br/>
             </w:r>
             <w:r>
@@ -1248,7 +3138,7 @@
                 <w:color w:val="64748B"/>
                 <w:sz w:val="14"/>
               </w:rPr>
-              <w:t>Emploi</w:t>
+              <w:t>Éducation</w:t>
             </w:r>
           </w:p>
         </w:tc>
@@ -1264,7 +3154,7 @@
                 <w:color w:val="16A34A"/>
                 <w:sz w:val="16"/>
               </w:rPr>
-              <w:t>s00q08, s01q35, s01q36, s01q37, s02q01__3, s02q02__3, s03q21, s04q22</w:t>
+              <w:t>—</w:t>
             </w:r>
           </w:p>
         </w:tc>
@@ -1295,7 +3185,7 @@
                 <w:i w:val="0"/>
                 <w:sz w:val="17"/>
               </w:rPr>
-              <w:t>Incoherent!!! Le secteur institutionnel de Aïssatou Diao est incoherent, prière de corriger ou confirmer cette information auprès du ménage.</w:t>
+              <w:t>Veuillez, s'il vous plait, confirmer ces informations avec le QG ou apporter les corrections nécessaires.</w:t>
             </w:r>
           </w:p>
         </w:tc>
@@ -1310,10 +3200,10 @@
               <w:rPr>
                 <w:b/>
                 <w:i w:val="0"/>
-                <w:color w:val="DC2626"/>
-                <w:sz w:val="16"/>
-              </w:rPr>
-              <w:t>Haute</w:t>
+                <w:color w:val="EA580C"/>
+                <w:sz w:val="16"/>
+              </w:rPr>
+              <w:t>Moyenne</w:t>
             </w:r>
           </w:p>
         </w:tc>
@@ -1328,7 +3218,7 @@
                 <w:i w:val="0"/>
                 <w:sz w:val="16"/>
               </w:rPr>
-              <w:t>S04</w:t>
+              <w:t>S02</w:t>
               <w:br/>
             </w:r>
             <w:r>
@@ -1338,7 +3228,7 @@
                 <w:color w:val="64748B"/>
                 <w:sz w:val="14"/>
               </w:rPr>
-              <w:t>Emploi</w:t>
+              <w:t>Éducation</w:t>
             </w:r>
           </w:p>
         </w:tc>
@@ -1354,7 +3244,7 @@
                 <w:color w:val="16A34A"/>
                 <w:sz w:val="16"/>
               </w:rPr>
-              <w:t>s00q14, s00q16, s00q18, s01q39, s01q42__1, s01q42__2, s02q30, s02q34</w:t>
+              <w:t>—</w:t>
             </w:r>
           </w:p>
         </w:tc>
@@ -1385,7 +3275,7 @@
                 <w:i w:val="0"/>
                 <w:sz w:val="17"/>
               </w:rPr>
-              <w:t>Avertissement! Aïssatou Diao travaille principalement dans l'agriculture ou élevage ou pêche et le secteur institutionnel déclaré semble  incohérent, prière de corriger ou confirmer avec le QG.</w:t>
+              <w:t>Prière de vous adresser à Mariama kande pour avoir l'année exacte.</w:t>
             </w:r>
           </w:p>
         </w:tc>
@@ -1400,10 +3290,10 @@
               <w:rPr>
                 <w:b/>
                 <w:i w:val="0"/>
-                <w:color w:val="DC2626"/>
-                <w:sz w:val="16"/>
-              </w:rPr>
-              <w:t>Haute</w:t>
+                <w:color w:val="EA580C"/>
+                <w:sz w:val="16"/>
+              </w:rPr>
+              <w:t>Moyenne</w:t>
             </w:r>
           </w:p>
         </w:tc>
@@ -1418,7 +3308,7 @@
                 <w:i w:val="0"/>
                 <w:sz w:val="16"/>
               </w:rPr>
-              <w:t>S07</w:t>
+              <w:t>S02</w:t>
               <w:br/>
             </w:r>
             <w:r>
@@ -1428,7 +3318,7 @@
                 <w:color w:val="64748B"/>
                 <w:sz w:val="14"/>
               </w:rPr>
-              <w:t>Consommation alimentaire</w:t>
+              <w:t>Éducation</w:t>
             </w:r>
           </w:p>
         </w:tc>
@@ -1444,7 +3334,7 @@
                 <w:color w:val="16A34A"/>
                 <w:sz w:val="16"/>
               </w:rPr>
-              <w:t>s00q27, s01q03a, s01q03b, s01q03c, s02q04, s03q14, s04q15, s04q16</w:t>
+              <w:t>—</w:t>
             </w:r>
           </w:p>
         </w:tc>
@@ -1475,2167 +3365,7 @@
                 <w:i w:val="0"/>
                 <w:sz w:val="17"/>
               </w:rPr>
-              <w:t>Incohérence!! Dans ce ménage, chaque individus consomme par jour .7678571 Kg  de cereale; Prière de vérifier les quantités prises des produits cérealiers (de Riz local Gambiaka à Autres semoules de céréales) auprès du ménage ou confirmer avec le QG.</w:t>
-            </w:r>
-          </w:p>
-        </w:tc>
-      </w:tr>
-      <w:tr>
-        <w:tc>
-          <w:tcPr>
-            <w:tcW w:type="dxa" w:w="964"/>
-          </w:tcPr>
-          <w:p>
-            <w:r>
-              <w:rPr>
-                <w:b/>
-                <w:i w:val="0"/>
-                <w:color w:val="DC2626"/>
-                <w:sz w:val="16"/>
-              </w:rPr>
-              <w:t>Haute</w:t>
-            </w:r>
-          </w:p>
-        </w:tc>
-        <w:tc>
-          <w:tcPr>
-            <w:tcW w:type="dxa" w:w="1247"/>
-          </w:tcPr>
-          <w:p>
-            <w:r>
-              <w:rPr>
-                <w:b/>
-                <w:i w:val="0"/>
-                <w:sz w:val="16"/>
-              </w:rPr>
-              <w:t>S11</w:t>
-              <w:br/>
-            </w:r>
-            <w:r>
-              <w:rPr>
-                <w:b w:val="0"/>
-                <w:i w:val="0"/>
-                <w:color w:val="64748B"/>
-                <w:sz w:val="14"/>
-              </w:rPr>
-              <w:t>Logement / cadre de vie</w:t>
-            </w:r>
-          </w:p>
-        </w:tc>
-        <w:tc>
-          <w:tcPr>
-            <w:tcW w:type="dxa" w:w="1531"/>
-          </w:tcPr>
-          <w:p>
-            <w:r>
-              <w:rPr>
-                <w:b/>
-                <w:i w:val="0"/>
-                <w:color w:val="16A34A"/>
-                <w:sz w:val="16"/>
-              </w:rPr>
-              <w:t>—</w:t>
-            </w:r>
-          </w:p>
-        </w:tc>
-        <w:tc>
-          <w:tcPr>
-            <w:tcW w:type="dxa" w:w="1191"/>
-          </w:tcPr>
-          <w:p>
-            <w:r>
-              <w:rPr>
-                <w:b w:val="0"/>
-                <w:i w:val="0"/>
-                <w:color w:val="64748B"/>
-                <w:sz w:val="16"/>
-              </w:rPr>
-              <w:t>GT-CQ</w:t>
-            </w:r>
-          </w:p>
-        </w:tc>
-        <w:tc>
-          <w:tcPr>
-            <w:tcW w:type="dxa" w:w="4706"/>
-          </w:tcPr>
-          <w:p>
-            <w:r>
-              <w:rPr>
-                <w:b w:val="0"/>
-                <w:i w:val="0"/>
-                <w:sz w:val="17"/>
-              </w:rPr>
-              <w:t>Incoherent!!! Le nombre de pièces occupés (9) est superieur aux nombres de personnes vivant dans le ménage.</w:t>
-            </w:r>
-          </w:p>
-        </w:tc>
-      </w:tr>
-      <w:tr>
-        <w:tc>
-          <w:tcPr>
-            <w:tcW w:type="dxa" w:w="964"/>
-          </w:tcPr>
-          <w:p>
-            <w:r>
-              <w:rPr>
-                <w:b/>
-                <w:i w:val="0"/>
-                <w:color w:val="DC2626"/>
-                <w:sz w:val="16"/>
-              </w:rPr>
-              <w:t>Haute</w:t>
-            </w:r>
-          </w:p>
-        </w:tc>
-        <w:tc>
-          <w:tcPr>
-            <w:tcW w:type="dxa" w:w="1247"/>
-          </w:tcPr>
-          <w:p>
-            <w:r>
-              <w:rPr>
-                <w:b/>
-                <w:i w:val="0"/>
-                <w:sz w:val="16"/>
-              </w:rPr>
-              <w:t>S11</w:t>
-              <w:br/>
-            </w:r>
-            <w:r>
-              <w:rPr>
-                <w:b w:val="0"/>
-                <w:i w:val="0"/>
-                <w:color w:val="64748B"/>
-                <w:sz w:val="14"/>
-              </w:rPr>
-              <w:t>Logement / cadre de vie</w:t>
-            </w:r>
-          </w:p>
-        </w:tc>
-        <w:tc>
-          <w:tcPr>
-            <w:tcW w:type="dxa" w:w="1531"/>
-          </w:tcPr>
-          <w:p>
-            <w:r>
-              <w:rPr>
-                <w:b/>
-                <w:i w:val="0"/>
-                <w:color w:val="16A34A"/>
-                <w:sz w:val="16"/>
-              </w:rPr>
-              <w:t>—</w:t>
-            </w:r>
-          </w:p>
-        </w:tc>
-        <w:tc>
-          <w:tcPr>
-            <w:tcW w:type="dxa" w:w="1191"/>
-          </w:tcPr>
-          <w:p>
-            <w:r>
-              <w:rPr>
-                <w:b w:val="0"/>
-                <w:i w:val="0"/>
-                <w:color w:val="64748B"/>
-                <w:sz w:val="16"/>
-              </w:rPr>
-              <w:t>GT-CQ</w:t>
-            </w:r>
-          </w:p>
-        </w:tc>
-        <w:tc>
-          <w:tcPr>
-            <w:tcW w:type="dxa" w:w="4706"/>
-          </w:tcPr>
-          <w:p>
-            <w:r>
-              <w:rPr>
-                <w:b w:val="0"/>
-                <w:i w:val="0"/>
-                <w:sz w:val="17"/>
-              </w:rPr>
-              <w:t>Prière de corriger cette incohérence.</w:t>
-            </w:r>
-          </w:p>
-        </w:tc>
-      </w:tr>
-      <w:tr>
-        <w:tc>
-          <w:tcPr>
-            <w:tcW w:type="dxa" w:w="964"/>
-          </w:tcPr>
-          <w:p>
-            <w:r>
-              <w:rPr>
-                <w:b/>
-                <w:i w:val="0"/>
-                <w:color w:val="DC2626"/>
-                <w:sz w:val="16"/>
-              </w:rPr>
-              <w:t>Haute</w:t>
-            </w:r>
-          </w:p>
-        </w:tc>
-        <w:tc>
-          <w:tcPr>
-            <w:tcW w:type="dxa" w:w="1247"/>
-          </w:tcPr>
-          <w:p>
-            <w:r>
-              <w:rPr>
-                <w:b/>
-                <w:i w:val="0"/>
-                <w:sz w:val="16"/>
-              </w:rPr>
-              <w:t>S11</w:t>
-              <w:br/>
-            </w:r>
-            <w:r>
-              <w:rPr>
-                <w:b w:val="0"/>
-                <w:i w:val="0"/>
-                <w:color w:val="64748B"/>
-                <w:sz w:val="14"/>
-              </w:rPr>
-              <w:t>Logement / cadre de vie</w:t>
-            </w:r>
-          </w:p>
-        </w:tc>
-        <w:tc>
-          <w:tcPr>
-            <w:tcW w:type="dxa" w:w="1531"/>
-          </w:tcPr>
-          <w:p>
-            <w:r>
-              <w:rPr>
-                <w:b/>
-                <w:i w:val="0"/>
-                <w:color w:val="16A34A"/>
-                <w:sz w:val="16"/>
-              </w:rPr>
-              <w:t>—</w:t>
-            </w:r>
-          </w:p>
-        </w:tc>
-        <w:tc>
-          <w:tcPr>
-            <w:tcW w:type="dxa" w:w="1191"/>
-          </w:tcPr>
-          <w:p>
-            <w:r>
-              <w:rPr>
-                <w:b w:val="0"/>
-                <w:i w:val="0"/>
-                <w:color w:val="64748B"/>
-                <w:sz w:val="16"/>
-              </w:rPr>
-              <w:t>GT-CQ</w:t>
-            </w:r>
-          </w:p>
-        </w:tc>
-        <w:tc>
-          <w:tcPr>
-            <w:tcW w:type="dxa" w:w="4706"/>
-          </w:tcPr>
-          <w:p>
-            <w:r>
-              <w:rPr>
-                <w:b w:val="0"/>
-                <w:i w:val="0"/>
-                <w:sz w:val="17"/>
-              </w:rPr>
-              <w:t>Incoherence!! Le ménage a depensé .</w:t>
-            </w:r>
-          </w:p>
-        </w:tc>
-      </w:tr>
-      <w:tr>
-        <w:tc>
-          <w:tcPr>
-            <w:tcW w:type="dxa" w:w="964"/>
-          </w:tcPr>
-          <w:p>
-            <w:r>
-              <w:rPr>
-                <w:b/>
-                <w:i w:val="0"/>
-                <w:color w:val="DC2626"/>
-                <w:sz w:val="16"/>
-              </w:rPr>
-              <w:t>Haute</w:t>
-            </w:r>
-          </w:p>
-        </w:tc>
-        <w:tc>
-          <w:tcPr>
-            <w:tcW w:type="dxa" w:w="1247"/>
-          </w:tcPr>
-          <w:p>
-            <w:r>
-              <w:rPr>
-                <w:b/>
-                <w:i w:val="0"/>
-                <w:sz w:val="16"/>
-              </w:rPr>
-              <w:t>S11</w:t>
-              <w:br/>
-            </w:r>
-            <w:r>
-              <w:rPr>
-                <w:b w:val="0"/>
-                <w:i w:val="0"/>
-                <w:color w:val="64748B"/>
-                <w:sz w:val="14"/>
-              </w:rPr>
-              <w:t>Logement / cadre de vie</w:t>
-            </w:r>
-          </w:p>
-        </w:tc>
-        <w:tc>
-          <w:tcPr>
-            <w:tcW w:type="dxa" w:w="1531"/>
-          </w:tcPr>
-          <w:p>
-            <w:r>
-              <w:rPr>
-                <w:b/>
-                <w:i w:val="0"/>
-                <w:color w:val="16A34A"/>
-                <w:sz w:val="16"/>
-              </w:rPr>
-              <w:t>s01q29, s01q31, s04q24, s00q04, s11q21, s09fq03, s09fq011</w:t>
-            </w:r>
-          </w:p>
-        </w:tc>
-        <w:tc>
-          <w:tcPr>
-            <w:tcW w:type="dxa" w:w="1191"/>
-          </w:tcPr>
-          <w:p>
-            <w:r>
-              <w:rPr>
-                <w:b w:val="0"/>
-                <w:i w:val="0"/>
-                <w:color w:val="64748B"/>
-                <w:sz w:val="16"/>
-              </w:rPr>
-              <w:t>GT-CQ</w:t>
-            </w:r>
-          </w:p>
-        </w:tc>
-        <w:tc>
-          <w:tcPr>
-            <w:tcW w:type="dxa" w:w="4706"/>
-          </w:tcPr>
-          <w:p>
-            <w:r>
-              <w:rPr>
-                <w:b w:val="0"/>
-                <w:i w:val="0"/>
-                <w:sz w:val="17"/>
-              </w:rPr>
-              <w:t>FCFA dans Frais de connexion au réseau de distribution d'eau mais dit ne pas être connecté à un réseau d'eau courante, prière de corriger cette incoherenceAttention!!! Les ménages vivants dans un(e) Maison Basse à KOLDA Rural ont généralement comme principal matériau du toit le/la Tôles, mais celui du ménage de AMADOU FALL (Tuile) diffère de celui-ci.</w:t>
-            </w:r>
-          </w:p>
-        </w:tc>
-      </w:tr>
-      <w:tr>
-        <w:tc>
-          <w:tcPr>
-            <w:tcW w:type="dxa" w:w="964"/>
-          </w:tcPr>
-          <w:p>
-            <w:r>
-              <w:rPr>
-                <w:b/>
-                <w:i w:val="0"/>
-                <w:color w:val="DC2626"/>
-                <w:sz w:val="16"/>
-              </w:rPr>
-              <w:t>Haute</w:t>
-            </w:r>
-          </w:p>
-        </w:tc>
-        <w:tc>
-          <w:tcPr>
-            <w:tcW w:type="dxa" w:w="1247"/>
-          </w:tcPr>
-          <w:p>
-            <w:r>
-              <w:rPr>
-                <w:b/>
-                <w:i w:val="0"/>
-                <w:sz w:val="16"/>
-              </w:rPr>
-              <w:t>S16</w:t>
-              <w:br/>
-            </w:r>
-            <w:r>
-              <w:rPr>
-                <w:b w:val="0"/>
-                <w:i w:val="0"/>
-                <w:color w:val="64748B"/>
-                <w:sz w:val="14"/>
-              </w:rPr>
-              <w:t>Agriculture</w:t>
-            </w:r>
-          </w:p>
-        </w:tc>
-        <w:tc>
-          <w:tcPr>
-            <w:tcW w:type="dxa" w:w="1531"/>
-          </w:tcPr>
-          <w:p>
-            <w:r>
-              <w:rPr>
-                <w:b/>
-                <w:i w:val="0"/>
-                <w:color w:val="16A34A"/>
-                <w:sz w:val="16"/>
-              </w:rPr>
-              <w:t>s01q02, s02q01__1, s02q02__1, s02q03__1, s02q15, s03q17, s04q28, s04q35d</w:t>
-            </w:r>
-          </w:p>
-        </w:tc>
-        <w:tc>
-          <w:tcPr>
-            <w:tcW w:type="dxa" w:w="1191"/>
-          </w:tcPr>
-          <w:p>
-            <w:r>
-              <w:rPr>
-                <w:b w:val="0"/>
-                <w:i w:val="0"/>
-                <w:color w:val="64748B"/>
-                <w:sz w:val="16"/>
-              </w:rPr>
-              <w:t>GT-CQ</w:t>
-            </w:r>
-          </w:p>
-        </w:tc>
-        <w:tc>
-          <w:tcPr>
-            <w:tcW w:type="dxa" w:w="4706"/>
-          </w:tcPr>
-          <w:p>
-            <w:r>
-              <w:rPr>
-                <w:b w:val="0"/>
-                <w:i w:val="0"/>
-                <w:sz w:val="17"/>
-              </w:rPr>
-              <w:t>Incoherence! Le nombre de cultures dans la parcelle parcelle 1maraichage est de 7 cultures qui semble trop élévé ou non renseigné, prière de corriger.</w:t>
-            </w:r>
-          </w:p>
-        </w:tc>
-      </w:tr>
-      <w:tr>
-        <w:tc>
-          <w:tcPr>
-            <w:tcW w:type="dxa" w:w="964"/>
-          </w:tcPr>
-          <w:p>
-            <w:r>
-              <w:rPr>
-                <w:b/>
-                <w:i w:val="0"/>
-                <w:color w:val="DC2626"/>
-                <w:sz w:val="16"/>
-              </w:rPr>
-              <w:t>Haute</w:t>
-            </w:r>
-          </w:p>
-        </w:tc>
-        <w:tc>
-          <w:tcPr>
-            <w:tcW w:type="dxa" w:w="1247"/>
-          </w:tcPr>
-          <w:p>
-            <w:r>
-              <w:rPr>
-                <w:b/>
-                <w:i w:val="0"/>
-                <w:sz w:val="16"/>
-              </w:rPr>
-              <w:t>S16</w:t>
-              <w:br/>
-            </w:r>
-            <w:r>
-              <w:rPr>
-                <w:b w:val="0"/>
-                <w:i w:val="0"/>
-                <w:color w:val="64748B"/>
-                <w:sz w:val="14"/>
-              </w:rPr>
-              <w:t>Agriculture</w:t>
-            </w:r>
-          </w:p>
-        </w:tc>
-        <w:tc>
-          <w:tcPr>
-            <w:tcW w:type="dxa" w:w="1531"/>
-          </w:tcPr>
-          <w:p>
-            <w:r>
-              <w:rPr>
-                <w:b/>
-                <w:i w:val="0"/>
-                <w:color w:val="16A34A"/>
-                <w:sz w:val="16"/>
-              </w:rPr>
-              <w:t>s16dq05a, s16dq05c</w:t>
-            </w:r>
-          </w:p>
-        </w:tc>
-        <w:tc>
-          <w:tcPr>
-            <w:tcW w:type="dxa" w:w="1191"/>
-          </w:tcPr>
-          <w:p>
-            <w:r>
-              <w:rPr>
-                <w:b w:val="0"/>
-                <w:i w:val="0"/>
-                <w:color w:val="64748B"/>
-                <w:sz w:val="16"/>
-              </w:rPr>
-              <w:t>GT-CQ</w:t>
-            </w:r>
-          </w:p>
-        </w:tc>
-        <w:tc>
-          <w:tcPr>
-            <w:tcW w:type="dxa" w:w="4706"/>
-          </w:tcPr>
-          <w:p>
-            <w:r>
-              <w:rPr>
-                <w:b w:val="0"/>
-                <w:i w:val="0"/>
-                <w:sz w:val="17"/>
-              </w:rPr>
-              <w:t>La quantité de s16dq05a estimée en Kg est incohérente avec la prise dans la question s16dq05c, prière de bien estimer et mettre la valeur exacte.</w:t>
-            </w:r>
-          </w:p>
-        </w:tc>
-      </w:tr>
-      <w:tr>
-        <w:tc>
-          <w:tcPr>
-            <w:tcW w:type="dxa" w:w="964"/>
-          </w:tcPr>
-          <w:p>
-            <w:r>
-              <w:rPr>
-                <w:b/>
-                <w:i w:val="0"/>
-                <w:color w:val="DC2626"/>
-                <w:sz w:val="16"/>
-              </w:rPr>
-              <w:t>Haute</w:t>
-            </w:r>
-          </w:p>
-        </w:tc>
-        <w:tc>
-          <w:tcPr>
-            <w:tcW w:type="dxa" w:w="1247"/>
-          </w:tcPr>
-          <w:p>
-            <w:r>
-              <w:rPr>
-                <w:b/>
-                <w:i w:val="0"/>
-                <w:sz w:val="16"/>
-              </w:rPr>
-              <w:t>S16</w:t>
-              <w:br/>
-            </w:r>
-            <w:r>
-              <w:rPr>
-                <w:b w:val="0"/>
-                <w:i w:val="0"/>
-                <w:color w:val="64748B"/>
-                <w:sz w:val="14"/>
-              </w:rPr>
-              <w:t>Agriculture</w:t>
-            </w:r>
-          </w:p>
-        </w:tc>
-        <w:tc>
-          <w:tcPr>
-            <w:tcW w:type="dxa" w:w="1531"/>
-          </w:tcPr>
-          <w:p>
-            <w:r>
-              <w:rPr>
-                <w:b/>
-                <w:i w:val="0"/>
-                <w:color w:val="16A34A"/>
-                <w:sz w:val="16"/>
-              </w:rPr>
-              <w:t>s00q07a, s00q08, s00q10, s00q13_0, s00q15_0, s00q17_0, s00q23a, s00q23b</w:t>
-            </w:r>
-          </w:p>
-        </w:tc>
-        <w:tc>
-          <w:tcPr>
-            <w:tcW w:type="dxa" w:w="1191"/>
-          </w:tcPr>
-          <w:p>
-            <w:r>
-              <w:rPr>
-                <w:b w:val="0"/>
-                <w:i w:val="0"/>
-                <w:color w:val="64748B"/>
-                <w:sz w:val="16"/>
-              </w:rPr>
-              <w:t>GT-CQ</w:t>
-            </w:r>
-          </w:p>
-        </w:tc>
-        <w:tc>
-          <w:tcPr>
-            <w:tcW w:type="dxa" w:w="4706"/>
-          </w:tcPr>
-          <w:p>
-            <w:r>
-              <w:rPr>
-                <w:b w:val="0"/>
-                <w:i w:val="0"/>
-                <w:sz w:val="17"/>
-              </w:rPr>
-              <w:t>La somme des quantités consommées (360 kg), des quantités offertes (120 kg),  des quantités vendus (3600 kg) et des quantités en stock (900 kg) depasse la quantité totale (1 kg) que le ménage a eu après la recolte de Arachide , prière de corriger cette incoherence.</w:t>
-            </w:r>
-          </w:p>
-        </w:tc>
-      </w:tr>
-      <w:tr>
-        <w:tc>
-          <w:tcPr>
-            <w:tcW w:type="dxa" w:w="964"/>
-          </w:tcPr>
-          <w:p>
-            <w:r>
-              <w:rPr>
-                <w:b/>
-                <w:i w:val="0"/>
-                <w:color w:val="DC2626"/>
-                <w:sz w:val="16"/>
-              </w:rPr>
-              <w:t>Haute</w:t>
-            </w:r>
-          </w:p>
-        </w:tc>
-        <w:tc>
-          <w:tcPr>
-            <w:tcW w:type="dxa" w:w="1247"/>
-          </w:tcPr>
-          <w:p>
-            <w:r>
-              <w:rPr>
-                <w:b/>
-                <w:i w:val="0"/>
-                <w:sz w:val="16"/>
-              </w:rPr>
-              <w:t>S16</w:t>
-              <w:br/>
-            </w:r>
-            <w:r>
-              <w:rPr>
-                <w:b w:val="0"/>
-                <w:i w:val="0"/>
-                <w:color w:val="64748B"/>
-                <w:sz w:val="14"/>
-              </w:rPr>
-              <w:t>Agriculture</w:t>
-            </w:r>
-          </w:p>
-        </w:tc>
-        <w:tc>
-          <w:tcPr>
-            <w:tcW w:type="dxa" w:w="1531"/>
-          </w:tcPr>
-          <w:p>
-            <w:r>
-              <w:rPr>
-                <w:b/>
-                <w:i w:val="0"/>
-                <w:color w:val="16A34A"/>
-                <w:sz w:val="16"/>
-              </w:rPr>
-              <w:t>s00q07a, s00q08, s00q10, s00q13_0, s00q15_0, s00q17_0, s00q23a, s00q23b</w:t>
-            </w:r>
-          </w:p>
-        </w:tc>
-        <w:tc>
-          <w:tcPr>
-            <w:tcW w:type="dxa" w:w="1191"/>
-          </w:tcPr>
-          <w:p>
-            <w:r>
-              <w:rPr>
-                <w:b w:val="0"/>
-                <w:i w:val="0"/>
-                <w:color w:val="64748B"/>
-                <w:sz w:val="16"/>
-              </w:rPr>
-              <w:t>GT-CQ</w:t>
-            </w:r>
-          </w:p>
-        </w:tc>
-        <w:tc>
-          <w:tcPr>
-            <w:tcW w:type="dxa" w:w="4706"/>
-          </w:tcPr>
-          <w:p>
-            <w:r>
-              <w:rPr>
-                <w:b w:val="0"/>
-                <w:i w:val="0"/>
-                <w:sz w:val="17"/>
-              </w:rPr>
-              <w:t>La somme des quantités consommées (400 kg), des quantités offertes (100 kg),  des quantités vendus (0 kg) et des quantités en stock (600 kg) depasse la quantité totale (2 kg) que le ménage a eu après la recolte de Maïs , prière de corriger cette incoherence.</w:t>
-            </w:r>
-          </w:p>
-        </w:tc>
-      </w:tr>
-      <w:tr>
-        <w:tc>
-          <w:tcPr>
-            <w:tcW w:type="dxa" w:w="964"/>
-          </w:tcPr>
-          <w:p>
-            <w:r>
-              <w:rPr>
-                <w:b/>
-                <w:i w:val="0"/>
-                <w:color w:val="EA580C"/>
-                <w:sz w:val="16"/>
-              </w:rPr>
-              <w:t>Moyenne</w:t>
-            </w:r>
-          </w:p>
-        </w:tc>
-        <w:tc>
-          <w:tcPr>
-            <w:tcW w:type="dxa" w:w="1247"/>
-          </w:tcPr>
-          <w:p>
-            <w:r>
-              <w:rPr>
-                <w:b/>
-                <w:i w:val="0"/>
-                <w:sz w:val="16"/>
-              </w:rPr>
-              <w:t>S00</w:t>
-              <w:br/>
-            </w:r>
-            <w:r>
-              <w:rPr>
-                <w:b w:val="0"/>
-                <w:i w:val="0"/>
-                <w:color w:val="64748B"/>
-                <w:sz w:val="14"/>
-              </w:rPr>
-              <w:t>Identification</w:t>
-            </w:r>
-          </w:p>
-        </w:tc>
-        <w:tc>
-          <w:tcPr>
-            <w:tcW w:type="dxa" w:w="1531"/>
-          </w:tcPr>
-          <w:p>
-            <w:r>
-              <w:rPr>
-                <w:b/>
-                <w:i w:val="0"/>
-                <w:color w:val="16A34A"/>
-                <w:sz w:val="16"/>
-              </w:rPr>
-              <w:t>s00q27</w:t>
-            </w:r>
-          </w:p>
-        </w:tc>
-        <w:tc>
-          <w:tcPr>
-            <w:tcW w:type="dxa" w:w="1191"/>
-          </w:tcPr>
-          <w:p>
-            <w:r>
-              <w:rPr>
-                <w:b w:val="0"/>
-                <w:i w:val="0"/>
-                <w:color w:val="64748B"/>
-                <w:sz w:val="16"/>
-              </w:rPr>
-              <w:t>GT-CQ</w:t>
-            </w:r>
-          </w:p>
-        </w:tc>
-        <w:tc>
-          <w:tcPr>
-            <w:tcW w:type="dxa" w:w="4706"/>
-          </w:tcPr>
-          <w:p>
-            <w:r>
-              <w:rPr>
-                <w:b w:val="0"/>
-                <w:i w:val="0"/>
-                <w:sz w:val="17"/>
-              </w:rPr>
-              <w:t>Le questionnaire semble ne pas être complètement fini mais le questionnaire est en statut complet, prière de compléter le questionnaire.</w:t>
-            </w:r>
-          </w:p>
-        </w:tc>
-      </w:tr>
-      <w:tr>
-        <w:tc>
-          <w:tcPr>
-            <w:tcW w:type="dxa" w:w="964"/>
-          </w:tcPr>
-          <w:p>
-            <w:r>
-              <w:rPr>
-                <w:b/>
-                <w:i w:val="0"/>
-                <w:color w:val="EA580C"/>
-                <w:sz w:val="16"/>
-              </w:rPr>
-              <w:t>Moyenne</w:t>
-            </w:r>
-          </w:p>
-        </w:tc>
-        <w:tc>
-          <w:tcPr>
-            <w:tcW w:type="dxa" w:w="1247"/>
-          </w:tcPr>
-          <w:p>
-            <w:r>
-              <w:rPr>
-                <w:b/>
-                <w:i w:val="0"/>
-                <w:sz w:val="16"/>
-              </w:rPr>
-              <w:t>S00</w:t>
-              <w:br/>
-            </w:r>
-            <w:r>
-              <w:rPr>
-                <w:b w:val="0"/>
-                <w:i w:val="0"/>
-                <w:color w:val="64748B"/>
-                <w:sz w:val="14"/>
-              </w:rPr>
-              <w:t>Identification</w:t>
-            </w:r>
-          </w:p>
-        </w:tc>
-        <w:tc>
-          <w:tcPr>
-            <w:tcW w:type="dxa" w:w="1531"/>
-          </w:tcPr>
-          <w:p>
-            <w:r>
-              <w:rPr>
-                <w:b/>
-                <w:i w:val="0"/>
-                <w:color w:val="16A34A"/>
-                <w:sz w:val="16"/>
-              </w:rPr>
-              <w:t>—</w:t>
-            </w:r>
-          </w:p>
-        </w:tc>
-        <w:tc>
-          <w:tcPr>
-            <w:tcW w:type="dxa" w:w="1191"/>
-          </w:tcPr>
-          <w:p>
-            <w:r>
-              <w:rPr>
-                <w:b w:val="0"/>
-                <w:i w:val="0"/>
-                <w:color w:val="64748B"/>
-                <w:sz w:val="16"/>
-              </w:rPr>
-              <w:t>GT-CQ</w:t>
-            </w:r>
-          </w:p>
-        </w:tc>
-        <w:tc>
-          <w:tcPr>
-            <w:tcW w:type="dxa" w:w="4706"/>
-          </w:tcPr>
-          <w:p>
-            <w:r>
-              <w:rPr>
-                <w:b w:val="0"/>
-                <w:i w:val="0"/>
-                <w:sz w:val="17"/>
-              </w:rPr>
-              <w:t>L'adresse ou la localisation du ménage doit être bien renseignée, ne doit pas contenir des numéros de téléphone et elle semble courte pour être une adresse.</w:t>
-            </w:r>
-          </w:p>
-        </w:tc>
-      </w:tr>
-      <w:tr>
-        <w:tc>
-          <w:tcPr>
-            <w:tcW w:type="dxa" w:w="964"/>
-          </w:tcPr>
-          <w:p>
-            <w:r>
-              <w:rPr>
-                <w:b/>
-                <w:i w:val="0"/>
-                <w:color w:val="EA580C"/>
-                <w:sz w:val="16"/>
-              </w:rPr>
-              <w:t>Moyenne</w:t>
-            </w:r>
-          </w:p>
-        </w:tc>
-        <w:tc>
-          <w:tcPr>
-            <w:tcW w:type="dxa" w:w="1247"/>
-          </w:tcPr>
-          <w:p>
-            <w:r>
-              <w:rPr>
-                <w:b/>
-                <w:i w:val="0"/>
-                <w:sz w:val="16"/>
-              </w:rPr>
-              <w:t>S00</w:t>
-              <w:br/>
-            </w:r>
-            <w:r>
-              <w:rPr>
-                <w:b w:val="0"/>
-                <w:i w:val="0"/>
-                <w:color w:val="64748B"/>
-                <w:sz w:val="14"/>
-              </w:rPr>
-              <w:t>Identification</w:t>
-            </w:r>
-          </w:p>
-        </w:tc>
-        <w:tc>
-          <w:tcPr>
-            <w:tcW w:type="dxa" w:w="1531"/>
-          </w:tcPr>
-          <w:p>
-            <w:r>
-              <w:rPr>
-                <w:b/>
-                <w:i w:val="0"/>
-                <w:color w:val="16A34A"/>
-                <w:sz w:val="16"/>
-              </w:rPr>
-              <w:t>—</w:t>
-            </w:r>
-          </w:p>
-        </w:tc>
-        <w:tc>
-          <w:tcPr>
-            <w:tcW w:type="dxa" w:w="1191"/>
-          </w:tcPr>
-          <w:p>
-            <w:r>
-              <w:rPr>
-                <w:b w:val="0"/>
-                <w:i w:val="0"/>
-                <w:color w:val="64748B"/>
-                <w:sz w:val="16"/>
-              </w:rPr>
-              <w:t>GT-CQ</w:t>
-            </w:r>
-          </w:p>
-        </w:tc>
-        <w:tc>
-          <w:tcPr>
-            <w:tcW w:type="dxa" w:w="4706"/>
-          </w:tcPr>
-          <w:p>
-            <w:r>
-              <w:rPr>
-                <w:b w:val="0"/>
-                <w:i w:val="0"/>
-                <w:sz w:val="17"/>
-              </w:rPr>
-              <w:t>Prière de mettre les noms dans ces questions et mettre les contacts à leurs places.</w:t>
-            </w:r>
-          </w:p>
-        </w:tc>
-      </w:tr>
-      <w:tr>
-        <w:tc>
-          <w:tcPr>
-            <w:tcW w:type="dxa" w:w="964"/>
-          </w:tcPr>
-          <w:p>
-            <w:r>
-              <w:rPr>
-                <w:b/>
-                <w:i w:val="0"/>
-                <w:color w:val="EA580C"/>
-                <w:sz w:val="16"/>
-              </w:rPr>
-              <w:t>Moyenne</w:t>
-            </w:r>
-          </w:p>
-        </w:tc>
-        <w:tc>
-          <w:tcPr>
-            <w:tcW w:type="dxa" w:w="1247"/>
-          </w:tcPr>
-          <w:p>
-            <w:r>
-              <w:rPr>
-                <w:b/>
-                <w:i w:val="0"/>
-                <w:sz w:val="16"/>
-              </w:rPr>
-              <w:t>S00</w:t>
-              <w:br/>
-            </w:r>
-            <w:r>
-              <w:rPr>
-                <w:b w:val="0"/>
-                <w:i w:val="0"/>
-                <w:color w:val="64748B"/>
-                <w:sz w:val="14"/>
-              </w:rPr>
-              <w:t>Identification</w:t>
-            </w:r>
-          </w:p>
-        </w:tc>
-        <w:tc>
-          <w:tcPr>
-            <w:tcW w:type="dxa" w:w="1531"/>
-          </w:tcPr>
-          <w:p>
-            <w:r>
-              <w:rPr>
-                <w:b/>
-                <w:i w:val="0"/>
-                <w:color w:val="16A34A"/>
-                <w:sz w:val="16"/>
-              </w:rPr>
-              <w:t>s00q14, s00q16, s00q18</w:t>
-            </w:r>
-          </w:p>
-        </w:tc>
-        <w:tc>
-          <w:tcPr>
-            <w:tcW w:type="dxa" w:w="1191"/>
-          </w:tcPr>
-          <w:p>
-            <w:r>
-              <w:rPr>
-                <w:b w:val="0"/>
-                <w:i w:val="0"/>
-                <w:color w:val="64748B"/>
-                <w:sz w:val="16"/>
-              </w:rPr>
-              <w:t>GT-CQ</w:t>
-            </w:r>
-          </w:p>
-        </w:tc>
-        <w:tc>
-          <w:tcPr>
-            <w:tcW w:type="dxa" w:w="4706"/>
-          </w:tcPr>
-          <w:p>
-            <w:r>
-              <w:rPr>
-                <w:b w:val="0"/>
-                <w:i w:val="0"/>
-                <w:sz w:val="17"/>
-              </w:rPr>
-              <w:t>Attention! Veillez bien renseigner les contacts dans les questions de 0.14 ou 0.16 ou 0.18.</w:t>
-            </w:r>
-          </w:p>
-        </w:tc>
-      </w:tr>
-      <w:tr>
-        <w:tc>
-          <w:tcPr>
-            <w:tcW w:type="dxa" w:w="964"/>
-          </w:tcPr>
-          <w:p>
-            <w:r>
-              <w:rPr>
-                <w:b/>
-                <w:i w:val="0"/>
-                <w:color w:val="EA580C"/>
-                <w:sz w:val="16"/>
-              </w:rPr>
-              <w:t>Moyenne</w:t>
-            </w:r>
-          </w:p>
-        </w:tc>
-        <w:tc>
-          <w:tcPr>
-            <w:tcW w:type="dxa" w:w="1247"/>
-          </w:tcPr>
-          <w:p>
-            <w:r>
-              <w:rPr>
-                <w:b/>
-                <w:i w:val="0"/>
-                <w:sz w:val="16"/>
-              </w:rPr>
-              <w:t>S01</w:t>
-              <w:br/>
-            </w:r>
-            <w:r>
-              <w:rPr>
-                <w:b w:val="0"/>
-                <w:i w:val="0"/>
-                <w:color w:val="64748B"/>
-                <w:sz w:val="14"/>
-              </w:rPr>
-              <w:t>Démographie</w:t>
-            </w:r>
-          </w:p>
-        </w:tc>
-        <w:tc>
-          <w:tcPr>
-            <w:tcW w:type="dxa" w:w="1531"/>
-          </w:tcPr>
-          <w:p>
-            <w:r>
-              <w:rPr>
-                <w:b/>
-                <w:i w:val="0"/>
-                <w:color w:val="16A34A"/>
-                <w:sz w:val="16"/>
-              </w:rPr>
-              <w:t>—</w:t>
-            </w:r>
-          </w:p>
-        </w:tc>
-        <w:tc>
-          <w:tcPr>
-            <w:tcW w:type="dxa" w:w="1191"/>
-          </w:tcPr>
-          <w:p>
-            <w:r>
-              <w:rPr>
-                <w:b w:val="0"/>
-                <w:i w:val="0"/>
-                <w:color w:val="64748B"/>
-                <w:sz w:val="16"/>
-              </w:rPr>
-              <w:t>GT-CQ</w:t>
-            </w:r>
-          </w:p>
-        </w:tc>
-        <w:tc>
-          <w:tcPr>
-            <w:tcW w:type="dxa" w:w="4706"/>
-          </w:tcPr>
-          <w:p>
-            <w:r>
-              <w:rPr>
-                <w:b w:val="0"/>
-                <w:i w:val="0"/>
-                <w:sz w:val="17"/>
-              </w:rPr>
-              <w:t>Prière de verifier l'information donnée par Amadou fall ou corriger au niveau de la section 1.</w:t>
-            </w:r>
-          </w:p>
-        </w:tc>
-      </w:tr>
-      <w:tr>
-        <w:tc>
-          <w:tcPr>
-            <w:tcW w:type="dxa" w:w="964"/>
-          </w:tcPr>
-          <w:p>
-            <w:r>
-              <w:rPr>
-                <w:b/>
-                <w:i w:val="0"/>
-                <w:color w:val="EA580C"/>
-                <w:sz w:val="16"/>
-              </w:rPr>
-              <w:t>Moyenne</w:t>
-            </w:r>
-          </w:p>
-        </w:tc>
-        <w:tc>
-          <w:tcPr>
-            <w:tcW w:type="dxa" w:w="1247"/>
-          </w:tcPr>
-          <w:p>
-            <w:r>
-              <w:rPr>
-                <w:b/>
-                <w:i w:val="0"/>
-                <w:sz w:val="16"/>
-              </w:rPr>
-              <w:t>S01</w:t>
-              <w:br/>
-            </w:r>
-            <w:r>
-              <w:rPr>
-                <w:b w:val="0"/>
-                <w:i w:val="0"/>
-                <w:color w:val="64748B"/>
-                <w:sz w:val="14"/>
-              </w:rPr>
-              <w:t>Démographie</w:t>
-            </w:r>
-          </w:p>
-        </w:tc>
-        <w:tc>
-          <w:tcPr>
-            <w:tcW w:type="dxa" w:w="1531"/>
-          </w:tcPr>
-          <w:p>
-            <w:r>
-              <w:rPr>
-                <w:b/>
-                <w:i w:val="0"/>
-                <w:color w:val="16A34A"/>
-                <w:sz w:val="16"/>
-              </w:rPr>
-              <w:t>—</w:t>
-            </w:r>
-          </w:p>
-        </w:tc>
-        <w:tc>
-          <w:tcPr>
-            <w:tcW w:type="dxa" w:w="1191"/>
-          </w:tcPr>
-          <w:p>
-            <w:r>
-              <w:rPr>
-                <w:b w:val="0"/>
-                <w:i w:val="0"/>
-                <w:color w:val="64748B"/>
-                <w:sz w:val="16"/>
-              </w:rPr>
-              <w:t>GT-CQ</w:t>
-            </w:r>
-          </w:p>
-        </w:tc>
-        <w:tc>
-          <w:tcPr>
-            <w:tcW w:type="dxa" w:w="4706"/>
-          </w:tcPr>
-          <w:p>
-            <w:r>
-              <w:rPr>
-                <w:b w:val="0"/>
-                <w:i w:val="0"/>
-                <w:sz w:val="17"/>
-              </w:rPr>
-              <w:t>Prière de verifier l'information donnée par Mouhamadou fall ou corriger au niveau de la section 1.</w:t>
-            </w:r>
-          </w:p>
-        </w:tc>
-      </w:tr>
-      <w:tr>
-        <w:tc>
-          <w:tcPr>
-            <w:tcW w:type="dxa" w:w="964"/>
-          </w:tcPr>
-          <w:p>
-            <w:r>
-              <w:rPr>
-                <w:b/>
-                <w:i w:val="0"/>
-                <w:color w:val="EA580C"/>
-                <w:sz w:val="16"/>
-              </w:rPr>
-              <w:t>Moyenne</w:t>
-            </w:r>
-          </w:p>
-        </w:tc>
-        <w:tc>
-          <w:tcPr>
-            <w:tcW w:type="dxa" w:w="1247"/>
-          </w:tcPr>
-          <w:p>
-            <w:r>
-              <w:rPr>
-                <w:b/>
-                <w:i w:val="0"/>
-                <w:sz w:val="16"/>
-              </w:rPr>
-              <w:t>S01</w:t>
-              <w:br/>
-            </w:r>
-            <w:r>
-              <w:rPr>
-                <w:b w:val="0"/>
-                <w:i w:val="0"/>
-                <w:color w:val="64748B"/>
-                <w:sz w:val="14"/>
-              </w:rPr>
-              <w:t>Démographie</w:t>
-            </w:r>
-          </w:p>
-        </w:tc>
-        <w:tc>
-          <w:tcPr>
-            <w:tcW w:type="dxa" w:w="1531"/>
-          </w:tcPr>
-          <w:p>
-            <w:r>
-              <w:rPr>
-                <w:b/>
-                <w:i w:val="0"/>
-                <w:color w:val="16A34A"/>
-                <w:sz w:val="16"/>
-              </w:rPr>
-              <w:t>—</w:t>
-            </w:r>
-          </w:p>
-        </w:tc>
-        <w:tc>
-          <w:tcPr>
-            <w:tcW w:type="dxa" w:w="1191"/>
-          </w:tcPr>
-          <w:p>
-            <w:r>
-              <w:rPr>
-                <w:b w:val="0"/>
-                <w:i w:val="0"/>
-                <w:color w:val="64748B"/>
-                <w:sz w:val="16"/>
-              </w:rPr>
-              <w:t>GT-CQ</w:t>
-            </w:r>
-          </w:p>
-        </w:tc>
-        <w:tc>
-          <w:tcPr>
-            <w:tcW w:type="dxa" w:w="4706"/>
-          </w:tcPr>
-          <w:p>
-            <w:r>
-              <w:rPr>
-                <w:b w:val="0"/>
-                <w:i w:val="0"/>
-                <w:sz w:val="17"/>
-              </w:rPr>
-              <w:t>Prière de verifier l'information donnée par Nafissatou fall ou corriger au niveau de la section 1.</w:t>
-            </w:r>
-          </w:p>
-        </w:tc>
-      </w:tr>
-      <w:tr>
-        <w:tc>
-          <w:tcPr>
-            <w:tcW w:type="dxa" w:w="964"/>
-          </w:tcPr>
-          <w:p>
-            <w:r>
-              <w:rPr>
-                <w:b/>
-                <w:i w:val="0"/>
-                <w:color w:val="EA580C"/>
-                <w:sz w:val="16"/>
-              </w:rPr>
-              <w:t>Moyenne</w:t>
-            </w:r>
-          </w:p>
-        </w:tc>
-        <w:tc>
-          <w:tcPr>
-            <w:tcW w:type="dxa" w:w="1247"/>
-          </w:tcPr>
-          <w:p>
-            <w:r>
-              <w:rPr>
-                <w:b/>
-                <w:i w:val="0"/>
-                <w:sz w:val="16"/>
-              </w:rPr>
-              <w:t>S01</w:t>
-              <w:br/>
-            </w:r>
-            <w:r>
-              <w:rPr>
-                <w:b w:val="0"/>
-                <w:i w:val="0"/>
-                <w:color w:val="64748B"/>
-                <w:sz w:val="14"/>
-              </w:rPr>
-              <w:t>Démographie</w:t>
-            </w:r>
-          </w:p>
-        </w:tc>
-        <w:tc>
-          <w:tcPr>
-            <w:tcW w:type="dxa" w:w="1531"/>
-          </w:tcPr>
-          <w:p>
-            <w:r>
-              <w:rPr>
-                <w:b/>
-                <w:i w:val="0"/>
-                <w:color w:val="16A34A"/>
-                <w:sz w:val="16"/>
-              </w:rPr>
-              <w:t>—</w:t>
-            </w:r>
-          </w:p>
-        </w:tc>
-        <w:tc>
-          <w:tcPr>
-            <w:tcW w:type="dxa" w:w="1191"/>
-          </w:tcPr>
-          <w:p>
-            <w:r>
-              <w:rPr>
-                <w:b w:val="0"/>
-                <w:i w:val="0"/>
-                <w:color w:val="64748B"/>
-                <w:sz w:val="16"/>
-              </w:rPr>
-              <w:t>GT-CQ</w:t>
-            </w:r>
-          </w:p>
-        </w:tc>
-        <w:tc>
-          <w:tcPr>
-            <w:tcW w:type="dxa" w:w="4706"/>
-          </w:tcPr>
-          <w:p>
-            <w:r>
-              <w:rPr>
-                <w:b w:val="0"/>
-                <w:i w:val="0"/>
-                <w:sz w:val="17"/>
-              </w:rPr>
-              <w:t>Prière de verifier l'information donnée par Omar 2 fall ou corriger au niveau de la section 1.</w:t>
-            </w:r>
-          </w:p>
-        </w:tc>
-      </w:tr>
-      <w:tr>
-        <w:tc>
-          <w:tcPr>
-            <w:tcW w:type="dxa" w:w="964"/>
-          </w:tcPr>
-          <w:p>
-            <w:r>
-              <w:rPr>
-                <w:b/>
-                <w:i w:val="0"/>
-                <w:color w:val="EA580C"/>
-                <w:sz w:val="16"/>
-              </w:rPr>
-              <w:t>Moyenne</w:t>
-            </w:r>
-          </w:p>
-        </w:tc>
-        <w:tc>
-          <w:tcPr>
-            <w:tcW w:type="dxa" w:w="1247"/>
-          </w:tcPr>
-          <w:p>
-            <w:r>
-              <w:rPr>
-                <w:b/>
-                <w:i w:val="0"/>
-                <w:sz w:val="16"/>
-              </w:rPr>
-              <w:t>S01</w:t>
-              <w:br/>
-            </w:r>
-            <w:r>
-              <w:rPr>
-                <w:b w:val="0"/>
-                <w:i w:val="0"/>
-                <w:color w:val="64748B"/>
-                <w:sz w:val="14"/>
-              </w:rPr>
-              <w:t>Démographie</w:t>
-            </w:r>
-          </w:p>
-        </w:tc>
-        <w:tc>
-          <w:tcPr>
-            <w:tcW w:type="dxa" w:w="1531"/>
-          </w:tcPr>
-          <w:p>
-            <w:r>
-              <w:rPr>
-                <w:b/>
-                <w:i w:val="0"/>
-                <w:color w:val="16A34A"/>
-                <w:sz w:val="16"/>
-              </w:rPr>
-              <w:t>—</w:t>
-            </w:r>
-          </w:p>
-        </w:tc>
-        <w:tc>
-          <w:tcPr>
-            <w:tcW w:type="dxa" w:w="1191"/>
-          </w:tcPr>
-          <w:p>
-            <w:r>
-              <w:rPr>
-                <w:b w:val="0"/>
-                <w:i w:val="0"/>
-                <w:color w:val="64748B"/>
-                <w:sz w:val="16"/>
-              </w:rPr>
-              <w:t>GT-CQ</w:t>
-            </w:r>
-          </w:p>
-        </w:tc>
-        <w:tc>
-          <w:tcPr>
-            <w:tcW w:type="dxa" w:w="4706"/>
-          </w:tcPr>
-          <w:p>
-            <w:r>
-              <w:rPr>
-                <w:b w:val="0"/>
-                <w:i w:val="0"/>
-                <w:sz w:val="17"/>
-              </w:rPr>
-              <w:t>Prière de verifier l'information donnée par Oumou fall ou corriger au niveau de la section 1.</w:t>
-            </w:r>
-          </w:p>
-        </w:tc>
-      </w:tr>
-      <w:tr>
-        <w:tc>
-          <w:tcPr>
-            <w:tcW w:type="dxa" w:w="964"/>
-          </w:tcPr>
-          <w:p>
-            <w:r>
-              <w:rPr>
-                <w:b/>
-                <w:i w:val="0"/>
-                <w:color w:val="EA580C"/>
-                <w:sz w:val="16"/>
-              </w:rPr>
-              <w:t>Moyenne</w:t>
-            </w:r>
-          </w:p>
-        </w:tc>
-        <w:tc>
-          <w:tcPr>
-            <w:tcW w:type="dxa" w:w="1247"/>
-          </w:tcPr>
-          <w:p>
-            <w:r>
-              <w:rPr>
-                <w:b/>
-                <w:i w:val="0"/>
-                <w:sz w:val="16"/>
-              </w:rPr>
-              <w:t>S01</w:t>
-              <w:br/>
-            </w:r>
-            <w:r>
-              <w:rPr>
-                <w:b w:val="0"/>
-                <w:i w:val="0"/>
-                <w:color w:val="64748B"/>
-                <w:sz w:val="14"/>
-              </w:rPr>
-              <w:t>Démographie</w:t>
-            </w:r>
-          </w:p>
-        </w:tc>
-        <w:tc>
-          <w:tcPr>
-            <w:tcW w:type="dxa" w:w="1531"/>
-          </w:tcPr>
-          <w:p>
-            <w:r>
-              <w:rPr>
-                <w:b/>
-                <w:i w:val="0"/>
-                <w:color w:val="16A34A"/>
-                <w:sz w:val="16"/>
-              </w:rPr>
-              <w:t>s01q10_1</w:t>
-            </w:r>
-          </w:p>
-        </w:tc>
-        <w:tc>
-          <w:tcPr>
-            <w:tcW w:type="dxa" w:w="1191"/>
-          </w:tcPr>
-          <w:p>
-            <w:r>
-              <w:rPr>
-                <w:b w:val="0"/>
-                <w:i w:val="0"/>
-                <w:color w:val="64748B"/>
-                <w:sz w:val="16"/>
-              </w:rPr>
-              <w:t>GT-CQ</w:t>
-            </w:r>
-          </w:p>
-        </w:tc>
-        <w:tc>
-          <w:tcPr>
-            <w:tcW w:type="dxa" w:w="4706"/>
-          </w:tcPr>
-          <w:p>
-            <w:r>
-              <w:rPr>
-                <w:b w:val="0"/>
-                <w:i w:val="0"/>
-                <w:sz w:val="17"/>
-              </w:rPr>
-              <w:t>La taille du ménage lors de l'enquête principale (8) de ce ménage est inférieur à la taille du denombrement (14), prière de fournir des explications concrètes ou aller revisiter le ménage.</w:t>
-            </w:r>
-          </w:p>
-        </w:tc>
-      </w:tr>
-      <w:tr>
-        <w:tc>
-          <w:tcPr>
-            <w:tcW w:type="dxa" w:w="964"/>
-          </w:tcPr>
-          <w:p>
-            <w:r>
-              <w:rPr>
-                <w:b/>
-                <w:i w:val="0"/>
-                <w:color w:val="EA580C"/>
-                <w:sz w:val="16"/>
-              </w:rPr>
-              <w:t>Moyenne</w:t>
-            </w:r>
-          </w:p>
-        </w:tc>
-        <w:tc>
-          <w:tcPr>
-            <w:tcW w:type="dxa" w:w="1247"/>
-          </w:tcPr>
-          <w:p>
-            <w:r>
-              <w:rPr>
-                <w:b/>
-                <w:i w:val="0"/>
-                <w:sz w:val="16"/>
-              </w:rPr>
-              <w:t>S02</w:t>
-              <w:br/>
-            </w:r>
-            <w:r>
-              <w:rPr>
-                <w:b w:val="0"/>
-                <w:i w:val="0"/>
-                <w:color w:val="64748B"/>
-                <w:sz w:val="14"/>
-              </w:rPr>
-              <w:t>Éducation</w:t>
-            </w:r>
-          </w:p>
-        </w:tc>
-        <w:tc>
-          <w:tcPr>
-            <w:tcW w:type="dxa" w:w="1531"/>
-          </w:tcPr>
-          <w:p>
-            <w:r>
-              <w:rPr>
-                <w:b/>
-                <w:i w:val="0"/>
-                <w:color w:val="16A34A"/>
-                <w:sz w:val="16"/>
-              </w:rPr>
-              <w:t>—</w:t>
-            </w:r>
-          </w:p>
-        </w:tc>
-        <w:tc>
-          <w:tcPr>
-            <w:tcW w:type="dxa" w:w="1191"/>
-          </w:tcPr>
-          <w:p>
-            <w:r>
-              <w:rPr>
-                <w:b w:val="0"/>
-                <w:i w:val="0"/>
-                <w:color w:val="64748B"/>
-                <w:sz w:val="16"/>
-              </w:rPr>
-              <w:t>GT-CQ</w:t>
-            </w:r>
-          </w:p>
-        </w:tc>
-        <w:tc>
-          <w:tcPr>
-            <w:tcW w:type="dxa" w:w="4706"/>
-          </w:tcPr>
-          <w:p>
-            <w:r>
-              <w:rPr>
-                <w:b w:val="0"/>
-                <w:i w:val="0"/>
-                <w:sz w:val="17"/>
-              </w:rPr>
-              <w:t>veuillez, s'il vous plait, confirmer les frais de scolarité ( 1000 FCFA) payée de Oumou fall avec le QG ou apporter les corrections nécessaires.</w:t>
-            </w:r>
-          </w:p>
-        </w:tc>
-      </w:tr>
-      <w:tr>
-        <w:tc>
-          <w:tcPr>
-            <w:tcW w:type="dxa" w:w="964"/>
-          </w:tcPr>
-          <w:p>
-            <w:r>
-              <w:rPr>
-                <w:b/>
-                <w:i w:val="0"/>
-                <w:color w:val="EA580C"/>
-                <w:sz w:val="16"/>
-              </w:rPr>
-              <w:t>Moyenne</w:t>
-            </w:r>
-          </w:p>
-        </w:tc>
-        <w:tc>
-          <w:tcPr>
-            <w:tcW w:type="dxa" w:w="1247"/>
-          </w:tcPr>
-          <w:p>
-            <w:r>
-              <w:rPr>
-                <w:b/>
-                <w:i w:val="0"/>
-                <w:sz w:val="16"/>
-              </w:rPr>
-              <w:t>S02</w:t>
-              <w:br/>
-            </w:r>
-            <w:r>
-              <w:rPr>
-                <w:b w:val="0"/>
-                <w:i w:val="0"/>
-                <w:color w:val="64748B"/>
-                <w:sz w:val="14"/>
-              </w:rPr>
-              <w:t>Éducation</w:t>
-            </w:r>
-          </w:p>
-        </w:tc>
-        <w:tc>
-          <w:tcPr>
-            <w:tcW w:type="dxa" w:w="1531"/>
-          </w:tcPr>
-          <w:p>
-            <w:r>
-              <w:rPr>
-                <w:b/>
-                <w:i w:val="0"/>
-                <w:color w:val="16A34A"/>
-                <w:sz w:val="16"/>
-              </w:rPr>
-              <w:t>—</w:t>
-            </w:r>
-          </w:p>
-        </w:tc>
-        <w:tc>
-          <w:tcPr>
-            <w:tcW w:type="dxa" w:w="1191"/>
-          </w:tcPr>
-          <w:p>
-            <w:r>
-              <w:rPr>
-                <w:b w:val="0"/>
-                <w:i w:val="0"/>
-                <w:color w:val="64748B"/>
-                <w:sz w:val="16"/>
-              </w:rPr>
-              <w:t>GT-CQ</w:t>
-            </w:r>
-          </w:p>
-        </w:tc>
-        <w:tc>
-          <w:tcPr>
-            <w:tcW w:type="dxa" w:w="4706"/>
-          </w:tcPr>
-          <w:p>
-            <w:r>
-              <w:rPr>
-                <w:b w:val="0"/>
-                <w:i w:val="0"/>
-                <w:sz w:val="17"/>
-              </w:rPr>
               <w:t>Le montant des frais de cantines ou de restauration (500 FCFA) pour l'année scolaire de Oumou fall qui fréquente 3ème année de Primaire  semble faible.</w:t>
-            </w:r>
-          </w:p>
-        </w:tc>
-      </w:tr>
-      <w:tr>
-        <w:tc>
-          <w:tcPr>
-            <w:tcW w:type="dxa" w:w="964"/>
-          </w:tcPr>
-          <w:p>
-            <w:r>
-              <w:rPr>
-                <w:b/>
-                <w:i w:val="0"/>
-                <w:color w:val="EA580C"/>
-                <w:sz w:val="16"/>
-              </w:rPr>
-              <w:t>Moyenne</w:t>
-            </w:r>
-          </w:p>
-        </w:tc>
-        <w:tc>
-          <w:tcPr>
-            <w:tcW w:type="dxa" w:w="1247"/>
-          </w:tcPr>
-          <w:p>
-            <w:r>
-              <w:rPr>
-                <w:b/>
-                <w:i w:val="0"/>
-                <w:sz w:val="16"/>
-              </w:rPr>
-              <w:t>S02</w:t>
-              <w:br/>
-            </w:r>
-            <w:r>
-              <w:rPr>
-                <w:b w:val="0"/>
-                <w:i w:val="0"/>
-                <w:color w:val="64748B"/>
-                <w:sz w:val="14"/>
-              </w:rPr>
-              <w:t>Éducation</w:t>
-            </w:r>
-          </w:p>
-        </w:tc>
-        <w:tc>
-          <w:tcPr>
-            <w:tcW w:type="dxa" w:w="1531"/>
-          </w:tcPr>
-          <w:p>
-            <w:r>
-              <w:rPr>
-                <w:b/>
-                <w:i w:val="0"/>
-                <w:color w:val="16A34A"/>
-                <w:sz w:val="16"/>
-              </w:rPr>
-              <w:t>—</w:t>
-            </w:r>
-          </w:p>
-        </w:tc>
-        <w:tc>
-          <w:tcPr>
-            <w:tcW w:type="dxa" w:w="1191"/>
-          </w:tcPr>
-          <w:p>
-            <w:r>
-              <w:rPr>
-                <w:b w:val="0"/>
-                <w:i w:val="0"/>
-                <w:color w:val="64748B"/>
-                <w:sz w:val="16"/>
-              </w:rPr>
-              <w:t>GT-CQ</w:t>
-            </w:r>
-          </w:p>
-        </w:tc>
-        <w:tc>
-          <w:tcPr>
-            <w:tcW w:type="dxa" w:w="4706"/>
-          </w:tcPr>
-          <w:p>
-            <w:r>
-              <w:rPr>
-                <w:b w:val="0"/>
-                <w:i w:val="0"/>
-                <w:sz w:val="17"/>
-              </w:rPr>
-              <w:t>Veuillez, s'il vous plait, confirmer ces informations avec le QG ou apporter les corrections nécessaires.</w:t>
-            </w:r>
-          </w:p>
-        </w:tc>
-      </w:tr>
-      <w:tr>
-        <w:tc>
-          <w:tcPr>
-            <w:tcW w:type="dxa" w:w="964"/>
-          </w:tcPr>
-          <w:p>
-            <w:r>
-              <w:rPr>
-                <w:b/>
-                <w:i w:val="0"/>
-                <w:color w:val="EA580C"/>
-                <w:sz w:val="16"/>
-              </w:rPr>
-              <w:t>Moyenne</w:t>
-            </w:r>
-          </w:p>
-        </w:tc>
-        <w:tc>
-          <w:tcPr>
-            <w:tcW w:type="dxa" w:w="1247"/>
-          </w:tcPr>
-          <w:p>
-            <w:r>
-              <w:rPr>
-                <w:b/>
-                <w:i w:val="0"/>
-                <w:sz w:val="16"/>
-              </w:rPr>
-              <w:t>S02</w:t>
-              <w:br/>
-            </w:r>
-            <w:r>
-              <w:rPr>
-                <w:b w:val="0"/>
-                <w:i w:val="0"/>
-                <w:color w:val="64748B"/>
-                <w:sz w:val="14"/>
-              </w:rPr>
-              <w:t>Éducation</w:t>
-            </w:r>
-          </w:p>
-        </w:tc>
-        <w:tc>
-          <w:tcPr>
-            <w:tcW w:type="dxa" w:w="1531"/>
-          </w:tcPr>
-          <w:p>
-            <w:r>
-              <w:rPr>
-                <w:b/>
-                <w:i w:val="0"/>
-                <w:color w:val="16A34A"/>
-                <w:sz w:val="16"/>
-              </w:rPr>
-              <w:t>—</w:t>
-            </w:r>
-          </w:p>
-        </w:tc>
-        <w:tc>
-          <w:tcPr>
-            <w:tcW w:type="dxa" w:w="1191"/>
-          </w:tcPr>
-          <w:p>
-            <w:r>
-              <w:rPr>
-                <w:b w:val="0"/>
-                <w:i w:val="0"/>
-                <w:color w:val="64748B"/>
-                <w:sz w:val="16"/>
-              </w:rPr>
-              <w:t>GT-CQ</w:t>
-            </w:r>
-          </w:p>
-        </w:tc>
-        <w:tc>
-          <w:tcPr>
-            <w:tcW w:type="dxa" w:w="4706"/>
-          </w:tcPr>
-          <w:p>
-            <w:r>
-              <w:rPr>
-                <w:b w:val="0"/>
-                <w:i w:val="0"/>
-                <w:sz w:val="17"/>
-              </w:rPr>
-              <w:t>veuillez, s'il vous plait, confirmer les frais de scolarité ( 1000 FCFA) payée de Mouhamadou fall avec le QG ou apporter les corrections nécessaires.</w:t>
-            </w:r>
-          </w:p>
-        </w:tc>
-      </w:tr>
-      <w:tr>
-        <w:tc>
-          <w:tcPr>
-            <w:tcW w:type="dxa" w:w="964"/>
-          </w:tcPr>
-          <w:p>
-            <w:r>
-              <w:rPr>
-                <w:b/>
-                <w:i w:val="0"/>
-                <w:color w:val="EA580C"/>
-                <w:sz w:val="16"/>
-              </w:rPr>
-              <w:t>Moyenne</w:t>
-            </w:r>
-          </w:p>
-        </w:tc>
-        <w:tc>
-          <w:tcPr>
-            <w:tcW w:type="dxa" w:w="1247"/>
-          </w:tcPr>
-          <w:p>
-            <w:r>
-              <w:rPr>
-                <w:b/>
-                <w:i w:val="0"/>
-                <w:sz w:val="16"/>
-              </w:rPr>
-              <w:t>S02</w:t>
-              <w:br/>
-            </w:r>
-            <w:r>
-              <w:rPr>
-                <w:b w:val="0"/>
-                <w:i w:val="0"/>
-                <w:color w:val="64748B"/>
-                <w:sz w:val="14"/>
-              </w:rPr>
-              <w:t>Éducation</w:t>
-            </w:r>
-          </w:p>
-        </w:tc>
-        <w:tc>
-          <w:tcPr>
-            <w:tcW w:type="dxa" w:w="1531"/>
-          </w:tcPr>
-          <w:p>
-            <w:r>
-              <w:rPr>
-                <w:b/>
-                <w:i w:val="0"/>
-                <w:color w:val="16A34A"/>
-                <w:sz w:val="16"/>
-              </w:rPr>
-              <w:t>—</w:t>
-            </w:r>
-          </w:p>
-        </w:tc>
-        <w:tc>
-          <w:tcPr>
-            <w:tcW w:type="dxa" w:w="1191"/>
-          </w:tcPr>
-          <w:p>
-            <w:r>
-              <w:rPr>
-                <w:b w:val="0"/>
-                <w:i w:val="0"/>
-                <w:color w:val="64748B"/>
-                <w:sz w:val="16"/>
-              </w:rPr>
-              <w:t>GT-CQ</w:t>
-            </w:r>
-          </w:p>
-        </w:tc>
-        <w:tc>
-          <w:tcPr>
-            <w:tcW w:type="dxa" w:w="4706"/>
-          </w:tcPr>
-          <w:p>
-            <w:r>
-              <w:rPr>
-                <w:b w:val="0"/>
-                <w:i w:val="0"/>
-                <w:sz w:val="17"/>
-              </w:rPr>
-              <w:t>Le montant des frais de cantines ou de restauration (500 FCFA) pour l'année scolaire de Mouhamadou fall qui fréquente 2ème année de Primaire  semble faible.</w:t>
-            </w:r>
-          </w:p>
-        </w:tc>
-      </w:tr>
-      <w:tr>
-        <w:tc>
-          <w:tcPr>
-            <w:tcW w:type="dxa" w:w="964"/>
-          </w:tcPr>
-          <w:p>
-            <w:r>
-              <w:rPr>
-                <w:b/>
-                <w:i w:val="0"/>
-                <w:color w:val="EA580C"/>
-                <w:sz w:val="16"/>
-              </w:rPr>
-              <w:t>Moyenne</w:t>
-            </w:r>
-          </w:p>
-        </w:tc>
-        <w:tc>
-          <w:tcPr>
-            <w:tcW w:type="dxa" w:w="1247"/>
-          </w:tcPr>
-          <w:p>
-            <w:r>
-              <w:rPr>
-                <w:b/>
-                <w:i w:val="0"/>
-                <w:sz w:val="16"/>
-              </w:rPr>
-              <w:t>S02</w:t>
-              <w:br/>
-            </w:r>
-            <w:r>
-              <w:rPr>
-                <w:b w:val="0"/>
-                <w:i w:val="0"/>
-                <w:color w:val="64748B"/>
-                <w:sz w:val="14"/>
-              </w:rPr>
-              <w:t>Éducation</w:t>
-            </w:r>
-          </w:p>
-        </w:tc>
-        <w:tc>
-          <w:tcPr>
-            <w:tcW w:type="dxa" w:w="1531"/>
-          </w:tcPr>
-          <w:p>
-            <w:r>
-              <w:rPr>
-                <w:b/>
-                <w:i w:val="0"/>
-                <w:color w:val="16A34A"/>
-                <w:sz w:val="16"/>
-              </w:rPr>
-              <w:t>—</w:t>
-            </w:r>
-          </w:p>
-        </w:tc>
-        <w:tc>
-          <w:tcPr>
-            <w:tcW w:type="dxa" w:w="1191"/>
-          </w:tcPr>
-          <w:p>
-            <w:r>
-              <w:rPr>
-                <w:b w:val="0"/>
-                <w:i w:val="0"/>
-                <w:color w:val="64748B"/>
-                <w:sz w:val="16"/>
-              </w:rPr>
-              <w:t>GT-CQ</w:t>
-            </w:r>
-          </w:p>
-        </w:tc>
-        <w:tc>
-          <w:tcPr>
-            <w:tcW w:type="dxa" w:w="4706"/>
-          </w:tcPr>
-          <w:p>
-            <w:r>
-              <w:rPr>
-                <w:b w:val="0"/>
-                <w:i w:val="0"/>
-                <w:sz w:val="17"/>
-              </w:rPr>
-              <w:t>Prière de vous adresser à Mariama kande pour avoir l'année exacte.</w:t>
             </w:r>
           </w:p>
         </w:tc>
